--- a/Games/PC/Strategy/Commandos Behind Enemy Lines (2.51 GB)/3-Media (2.26 GB)/3-Video/3-Gameplay/Spek/Source.docx
+++ b/Games/PC/Strategy/Commandos Behind Enemy Lines (2.51 GB)/3-Media (2.26 GB)/3-Video/3-Gameplay/Spek/Source.docx
@@ -42,13 +42,7 @@
         <w:t>] [</w:t>
       </w:r>
       <w:r>
-        <w:t>Spek</w:t>
-      </w:r>
-      <w:r>
-        <w:t xml:space="preserve"> - </w:t>
-      </w:r>
-      <w:r>
-        <w:t>Commandos: Behind Enemy Lines -- Mission 1: Baptism of Fire</w:t>
+        <w:t>Commandos: Behind Enemy Lines - PC - Media - Video - Gameplay 1 -&gt; Spek - Commandos: Behind Enemy Lines -- Mission 1: Baptism of Fire</w:t>
       </w:r>
       <w:r>
         <w:t>]</w:t>
@@ -108,12 +102,57 @@
           <w:b/>
           <w:bCs/>
         </w:rPr>
+        <w:t xml:space="preserve">Source </w:t>
+      </w:r>
+      <w:r>
+        <w:rPr>
+          <w:b/>
+          <w:bCs/>
+        </w:rPr>
+        <w:t>Platform</w:t>
+      </w:r>
+      <w:r>
+        <w:t xml:space="preserve">: </w:t>
+      </w:r>
+      <w:r>
+        <w:t>YouTube (https://www.youtube.com)</w:t>
+      </w:r>
+    </w:p>
+    <w:p>
+      <w:pPr>
+        <w:ind w:left="720"/>
+      </w:pPr>
+      <w:r>
+        <w:t xml:space="preserve">* </w:t>
+      </w:r>
+      <w:r>
+        <w:rPr>
+          <w:b/>
+          <w:bCs/>
+        </w:rPr>
         <w:t>Download Source</w:t>
       </w:r>
       <w:r>
-        <w:t xml:space="preserve">: </w:t>
+        <w:t>:</w:t>
+      </w:r>
+      <w:r>
+        <w:t xml:space="preserve"> </w:t>
       </w:r>
       <w:hyperlink r:id="rId5" w:history="1">
+        <w:r>
+          <w:rPr>
+            <w:rStyle w:val="Hyperlink"/>
+          </w:rPr>
+          <w:t>https://www.youtube.com/@spek-games</w:t>
+        </w:r>
+      </w:hyperlink>
+      <w:r>
+        <w:t xml:space="preserve"> -&gt; </w:t>
+      </w:r>
+      <w:r>
+        <w:t xml:space="preserve"> </w:t>
+      </w:r>
+      <w:hyperlink r:id="rId6" w:history="1">
         <w:r>
           <w:rPr>
             <w:rStyle w:val="Hyperlink"/>
@@ -144,10 +183,17 @@
         <w:t>Download Server / Mirror</w:t>
       </w:r>
       <w:r>
-        <w:t>: www.youtube.com</w:t>
-      </w:r>
-      <w:r>
-        <w:br/>
+        <w:t xml:space="preserve">: </w:t>
+      </w:r>
+      <w:r>
+        <w:t>https://www.youtube.com [YouTube Server]</w:t>
+      </w:r>
+    </w:p>
+    <w:p>
+      <w:pPr>
+        <w:ind w:left="720"/>
+      </w:pPr>
+      <w:r>
         <w:t xml:space="preserve">* </w:t>
       </w:r>
       <w:r>
@@ -161,7 +207,7 @@
         <w:t xml:space="preserve">: </w:t>
       </w:r>
       <w:r>
-        <w:t>IDM</w:t>
+        <w:t>Browser Extension: IDM Integration Module (https://chromewebstore.google.com/detail/idm-integration-module/ngpampappnmepgilojfohadhhmbhlaek) [Used to download YouTube videos directly]</w:t>
       </w:r>
     </w:p>
     <w:p>
@@ -268,10 +314,30 @@
         <w:t xml:space="preserve">: </w:t>
       </w:r>
       <w:r>
-        <w:t xml:space="preserve">KINGSTON Games (F:)/Games/.. </w:t>
-      </w:r>
-      <w:r>
-        <w:br/>
+        <w:t xml:space="preserve">KINGSTON Games (F:)/Games/.. | </w:t>
+      </w:r>
+      <w:proofErr w:type="spellStart"/>
+      <w:r>
+        <w:t>StorageType</w:t>
+      </w:r>
+      <w:proofErr w:type="spellEnd"/>
+      <w:r>
+        <w:t xml:space="preserve">: Cloud -&gt; Platform: GitHub -&gt; Account: gamekingdomelbaf1 -&gt; Repository: </w:t>
+      </w:r>
+      <w:proofErr w:type="spellStart"/>
+      <w:r>
+        <w:t>KingdomheartsGame</w:t>
+      </w:r>
+      <w:proofErr w:type="spellEnd"/>
+      <w:r>
+        <w:t xml:space="preserve"> -&gt; Path: Games/PC/Strategy/Commandos Behind Enemy Lines (2.51 GB)/..</w:t>
+      </w:r>
+    </w:p>
+    <w:p>
+      <w:pPr>
+        <w:ind w:left="720"/>
+      </w:pPr>
+      <w:r>
         <w:t xml:space="preserve">* </w:t>
       </w:r>
       <w:r>
@@ -320,13 +386,7 @@
         <w:t>] [</w:t>
       </w:r>
       <w:r>
-        <w:t>Spek</w:t>
-      </w:r>
-      <w:r>
-        <w:t xml:space="preserve"> - </w:t>
-      </w:r>
-      <w:r>
-        <w:t>Commandos: Behind Enemy Lines -- Mission 2: A Quiet Blow-up</w:t>
+        <w:t>Commandos: Behind Enemy Lines - PC - Media - Video - Gameplay 2 -&gt; Spek - Commandos: Behind Enemy Lines -- Mission 2: A Quiet Blow-up</w:t>
       </w:r>
       <w:r>
         <w:t>]</w:t>
@@ -383,12 +443,52 @@
           <w:b/>
           <w:bCs/>
         </w:rPr>
+        <w:t xml:space="preserve">Source </w:t>
+      </w:r>
+      <w:r>
+        <w:rPr>
+          <w:b/>
+          <w:bCs/>
+        </w:rPr>
+        <w:t>Platform</w:t>
+      </w:r>
+      <w:r>
+        <w:t xml:space="preserve">: </w:t>
+      </w:r>
+      <w:r>
+        <w:t>YouTube (https://www.youtube.com)</w:t>
+      </w:r>
+    </w:p>
+    <w:p>
+      <w:pPr>
+        <w:ind w:left="720"/>
+      </w:pPr>
+      <w:r>
+        <w:lastRenderedPageBreak/>
+        <w:t xml:space="preserve">* </w:t>
+      </w:r>
+      <w:r>
+        <w:rPr>
+          <w:b/>
+          <w:bCs/>
+        </w:rPr>
         <w:t>Download Source</w:t>
       </w:r>
       <w:r>
         <w:t xml:space="preserve">: </w:t>
       </w:r>
-      <w:hyperlink r:id="rId6" w:history="1">
+      <w:hyperlink r:id="rId7" w:history="1">
+        <w:r>
+          <w:rPr>
+            <w:rStyle w:val="Hyperlink"/>
+          </w:rPr>
+          <w:t>https://www.youtube.com/@spek-games</w:t>
+        </w:r>
+      </w:hyperlink>
+      <w:r>
+        <w:t xml:space="preserve"> -&gt;  </w:t>
+      </w:r>
+      <w:hyperlink r:id="rId8" w:history="1">
         <w:r>
           <w:rPr>
             <w:rStyle w:val="Hyperlink"/>
@@ -403,9 +503,11 @@
         </w:rPr>
         <w:t xml:space="preserve"> </w:t>
       </w:r>
-      <w:r>
-        <w:br/>
-      </w:r>
+    </w:p>
+    <w:p>
+      <w:pPr>
+        <w:ind w:left="720"/>
+      </w:pPr>
       <w:r>
         <w:t xml:space="preserve">* </w:t>
       </w:r>
@@ -417,10 +519,17 @@
         <w:t>Download Server / Mirror</w:t>
       </w:r>
       <w:r>
-        <w:t>: www.youtube.com</w:t>
-      </w:r>
-      <w:r>
-        <w:br/>
+        <w:t xml:space="preserve">: </w:t>
+      </w:r>
+      <w:r>
+        <w:t>https://www.youtube.com [YouTube Server]</w:t>
+      </w:r>
+    </w:p>
+    <w:p>
+      <w:pPr>
+        <w:ind w:left="720"/>
+      </w:pPr>
+      <w:r>
         <w:t xml:space="preserve">* </w:t>
       </w:r>
       <w:r>
@@ -431,7 +540,10 @@
         <w:t>Download Method</w:t>
       </w:r>
       <w:r>
-        <w:t>: IDM</w:t>
+        <w:t xml:space="preserve">: </w:t>
+      </w:r>
+      <w:r>
+        <w:t>Browser Extension: IDM Integration Module (https://chromewebstore.google.com/detail/idm-integration-module/ngpampappnmepgilojfohadhhmbhlaek) [Used to download YouTube videos directly]</w:t>
       </w:r>
     </w:p>
     <w:p>
@@ -532,10 +644,30 @@
         <w:t xml:space="preserve">: </w:t>
       </w:r>
       <w:r>
-        <w:t xml:space="preserve">KINGSTON Games (F:)/Games/.. </w:t>
-      </w:r>
-      <w:r>
-        <w:br/>
+        <w:t xml:space="preserve">KINGSTON Games (F:)/Games/.. | </w:t>
+      </w:r>
+      <w:proofErr w:type="spellStart"/>
+      <w:r>
+        <w:t>StorageType</w:t>
+      </w:r>
+      <w:proofErr w:type="spellEnd"/>
+      <w:r>
+        <w:t xml:space="preserve">: Cloud -&gt; Platform: GitHub -&gt; Account: gamekingdomelbaf1 -&gt; Repository: </w:t>
+      </w:r>
+      <w:proofErr w:type="spellStart"/>
+      <w:r>
+        <w:t>KingdomheartsGame</w:t>
+      </w:r>
+      <w:proofErr w:type="spellEnd"/>
+      <w:r>
+        <w:t xml:space="preserve"> -&gt; Path: Games/PC/Strategy/Commandos Behind Enemy Lines (2.51 GB)/..</w:t>
+      </w:r>
+    </w:p>
+    <w:p>
+      <w:pPr>
+        <w:ind w:left="720"/>
+      </w:pPr>
+      <w:r>
         <w:t xml:space="preserve">* </w:t>
       </w:r>
       <w:r>
@@ -582,7 +714,7 @@
         <w:t>] [</w:t>
       </w:r>
       <w:r>
-        <w:t>Commandos: Behind Enemy Lines -- Mission 3: Reverse Engineering</w:t>
+        <w:t>Commandos: Behind Enemy Lines - PC - Media - Video - Gameplay 3 -&gt; Spek - Commandos: Behind Enemy Lines -- Mission 3: Reverse Engineering</w:t>
       </w:r>
       <w:r>
         <w:t>]</w:t>
@@ -639,12 +771,51 @@
           <w:b/>
           <w:bCs/>
         </w:rPr>
+        <w:t xml:space="preserve">Source </w:t>
+      </w:r>
+      <w:r>
+        <w:rPr>
+          <w:b/>
+          <w:bCs/>
+        </w:rPr>
+        <w:t>Platform</w:t>
+      </w:r>
+      <w:r>
+        <w:t xml:space="preserve">: </w:t>
+      </w:r>
+      <w:r>
+        <w:t>YouTube (https://www.youtube.com)</w:t>
+      </w:r>
+    </w:p>
+    <w:p>
+      <w:pPr>
+        <w:ind w:left="720"/>
+      </w:pPr>
+      <w:r>
+        <w:t xml:space="preserve">* </w:t>
+      </w:r>
+      <w:r>
+        <w:rPr>
+          <w:b/>
+          <w:bCs/>
+        </w:rPr>
         <w:t>Download Source</w:t>
       </w:r>
       <w:r>
         <w:t xml:space="preserve">: </w:t>
       </w:r>
-      <w:hyperlink r:id="rId7" w:history="1">
+      <w:hyperlink r:id="rId9" w:history="1">
+        <w:r>
+          <w:rPr>
+            <w:rStyle w:val="Hyperlink"/>
+          </w:rPr>
+          <w:t>https://www.youtube.com/@spek-games</w:t>
+        </w:r>
+      </w:hyperlink>
+      <w:r>
+        <w:t xml:space="preserve"> -&gt;  </w:t>
+      </w:r>
+      <w:hyperlink r:id="rId10" w:history="1">
         <w:r>
           <w:rPr>
             <w:rStyle w:val="Hyperlink"/>
@@ -655,9 +826,11 @@
       <w:r>
         <w:t xml:space="preserve"> </w:t>
       </w:r>
-      <w:r>
-        <w:br/>
-      </w:r>
+    </w:p>
+    <w:p>
+      <w:pPr>
+        <w:ind w:left="720"/>
+      </w:pPr>
       <w:r>
         <w:t xml:space="preserve">* </w:t>
       </w:r>
@@ -669,10 +842,17 @@
         <w:t>Download Server / Mirror</w:t>
       </w:r>
       <w:r>
-        <w:t>: www.youtube.com</w:t>
-      </w:r>
-      <w:r>
-        <w:br/>
+        <w:t xml:space="preserve">: </w:t>
+      </w:r>
+      <w:r>
+        <w:t>https://www.youtube.com [YouTube Server]</w:t>
+      </w:r>
+    </w:p>
+    <w:p>
+      <w:pPr>
+        <w:ind w:left="720"/>
+      </w:pPr>
+      <w:r>
         <w:t xml:space="preserve">* </w:t>
       </w:r>
       <w:r>
@@ -683,7 +863,14 @@
         <w:t>Download Method</w:t>
       </w:r>
       <w:r>
-        <w:t>: IDM</w:t>
+        <w:t xml:space="preserve">: </w:t>
+      </w:r>
+      <w:r>
+        <w:t>Browser Extension: IDM Integration Module (https://chromewebstore.google.com/detail/idm-integration-</w:t>
+      </w:r>
+      <w:r>
+        <w:lastRenderedPageBreak/>
+        <w:t>module/ngpampappnmepgilojfohadhhmbhlaek) [Used to download YouTube videos directly]</w:t>
       </w:r>
     </w:p>
     <w:p>
@@ -780,10 +967,30 @@
         <w:t xml:space="preserve">: </w:t>
       </w:r>
       <w:r>
-        <w:t xml:space="preserve">KINGSTON Games (F:)/Games/.. </w:t>
-      </w:r>
-      <w:r>
-        <w:br/>
+        <w:t xml:space="preserve">KINGSTON Games (F:)/Games/.. | </w:t>
+      </w:r>
+      <w:proofErr w:type="spellStart"/>
+      <w:r>
+        <w:t>StorageType</w:t>
+      </w:r>
+      <w:proofErr w:type="spellEnd"/>
+      <w:r>
+        <w:t xml:space="preserve">: Cloud -&gt; Platform: GitHub -&gt; Account: gamekingdomelbaf1 -&gt; Repository: </w:t>
+      </w:r>
+      <w:proofErr w:type="spellStart"/>
+      <w:r>
+        <w:t>KingdomheartsGame</w:t>
+      </w:r>
+      <w:proofErr w:type="spellEnd"/>
+      <w:r>
+        <w:t xml:space="preserve"> -&gt; Path: Games/PC/Strategy/Commandos Behind Enemy Lines (2.51 GB)/..</w:t>
+      </w:r>
+    </w:p>
+    <w:p>
+      <w:pPr>
+        <w:ind w:left="720"/>
+      </w:pPr>
+      <w:r>
         <w:t xml:space="preserve">* </w:t>
       </w:r>
       <w:r>
@@ -841,7 +1048,7 @@
         <w:t>] [</w:t>
       </w:r>
       <w:r>
-        <w:t>Commandos: Behind Enemy Lines -- Mission 4: Restore Pride</w:t>
+        <w:t>Commandos: Behind Enemy Lines - PC - Media - Video - Gameplay 4 -&gt; Spek - Commandos: Behind Enemy Lines -- Mission 4: Restore Pride</w:t>
       </w:r>
       <w:r>
         <w:t>]</w:t>
@@ -898,12 +1105,51 @@
           <w:b/>
           <w:bCs/>
         </w:rPr>
+        <w:t xml:space="preserve">Source </w:t>
+      </w:r>
+      <w:r>
+        <w:rPr>
+          <w:b/>
+          <w:bCs/>
+        </w:rPr>
+        <w:t>Platform</w:t>
+      </w:r>
+      <w:r>
+        <w:t xml:space="preserve">: </w:t>
+      </w:r>
+      <w:r>
+        <w:t>YouTube (https://www.youtube.com)</w:t>
+      </w:r>
+    </w:p>
+    <w:p>
+      <w:pPr>
+        <w:ind w:left="720"/>
+      </w:pPr>
+      <w:r>
+        <w:t xml:space="preserve">* </w:t>
+      </w:r>
+      <w:r>
+        <w:rPr>
+          <w:b/>
+          <w:bCs/>
+        </w:rPr>
         <w:t>Download Source</w:t>
       </w:r>
       <w:r>
         <w:t xml:space="preserve">: </w:t>
       </w:r>
-      <w:hyperlink r:id="rId8" w:history="1">
+      <w:hyperlink r:id="rId11" w:history="1">
+        <w:r>
+          <w:rPr>
+            <w:rStyle w:val="Hyperlink"/>
+          </w:rPr>
+          <w:t>https://www.youtube.com/@spek-games</w:t>
+        </w:r>
+      </w:hyperlink>
+      <w:r>
+        <w:t xml:space="preserve"> -&gt;  </w:t>
+      </w:r>
+      <w:hyperlink r:id="rId12" w:history="1">
         <w:r>
           <w:rPr>
             <w:rStyle w:val="Hyperlink"/>
@@ -917,9 +1163,11 @@
       <w:r>
         <w:t xml:space="preserve"> </w:t>
       </w:r>
-      <w:r>
-        <w:br/>
-      </w:r>
+    </w:p>
+    <w:p>
+      <w:pPr>
+        <w:ind w:left="720"/>
+      </w:pPr>
       <w:r>
         <w:t xml:space="preserve">* </w:t>
       </w:r>
@@ -931,10 +1179,17 @@
         <w:t>Download Server / Mirror</w:t>
       </w:r>
       <w:r>
-        <w:t>: www.youtube.com</w:t>
-      </w:r>
-      <w:r>
-        <w:br/>
+        <w:t xml:space="preserve">: </w:t>
+      </w:r>
+      <w:r>
+        <w:t>https://www.youtube.com [YouTube Server]</w:t>
+      </w:r>
+    </w:p>
+    <w:p>
+      <w:pPr>
+        <w:ind w:left="720"/>
+      </w:pPr>
+      <w:r>
         <w:t xml:space="preserve">* </w:t>
       </w:r>
       <w:r>
@@ -945,7 +1200,10 @@
         <w:t>Download Method</w:t>
       </w:r>
       <w:r>
-        <w:t>: IDM</w:t>
+        <w:t xml:space="preserve">: </w:t>
+      </w:r>
+      <w:r>
+        <w:t>Browser Extension: IDM Integration Module (https://chromewebstore.google.com/detail/idm-integration-module/ngpampappnmepgilojfohadhhmbhlaek) [Used to download YouTube videos directly]</w:t>
       </w:r>
     </w:p>
     <w:p>
@@ -1036,10 +1294,31 @@
         <w:t xml:space="preserve">: </w:t>
       </w:r>
       <w:r>
-        <w:t xml:space="preserve">KINGSTON Games (F:)/Games/.. </w:t>
-      </w:r>
-      <w:r>
-        <w:br/>
+        <w:t xml:space="preserve">KINGSTON Games (F:)/Games/.. | </w:t>
+      </w:r>
+      <w:proofErr w:type="spellStart"/>
+      <w:r>
+        <w:t>StorageType</w:t>
+      </w:r>
+      <w:proofErr w:type="spellEnd"/>
+      <w:r>
+        <w:t xml:space="preserve">: Cloud -&gt; Platform: GitHub -&gt; Account: gamekingdomelbaf1 -&gt; Repository: </w:t>
+      </w:r>
+      <w:proofErr w:type="spellStart"/>
+      <w:r>
+        <w:t>KingdomheartsGame</w:t>
+      </w:r>
+      <w:proofErr w:type="spellEnd"/>
+      <w:r>
+        <w:t xml:space="preserve"> -&gt; Path: Games/PC/Strategy/Commandos Behind Enemy Lines (2.51 GB)/..</w:t>
+      </w:r>
+    </w:p>
+    <w:p>
+      <w:pPr>
+        <w:ind w:left="720"/>
+      </w:pPr>
+      <w:r>
+        <w:lastRenderedPageBreak/>
         <w:t xml:space="preserve">* </w:t>
       </w:r>
       <w:r>
@@ -1086,7 +1365,7 @@
         <w:t>] [</w:t>
       </w:r>
       <w:r>
-        <w:t>Commandos: Behind Enemy Lines -- Mission 5: Blind Justice</w:t>
+        <w:t>Commandos: Behind Enemy Lines - PC - Media - Video - Gameplay 5 -&gt; Spek - Commandos: Behind Enemy Lines -- Mission 5: Blind Justice</w:t>
       </w:r>
       <w:r>
         <w:t>]</w:t>
@@ -1143,12 +1422,51 @@
           <w:b/>
           <w:bCs/>
         </w:rPr>
+        <w:t xml:space="preserve">Source </w:t>
+      </w:r>
+      <w:r>
+        <w:rPr>
+          <w:b/>
+          <w:bCs/>
+        </w:rPr>
+        <w:t>Platform</w:t>
+      </w:r>
+      <w:r>
+        <w:t xml:space="preserve">: </w:t>
+      </w:r>
+      <w:r>
+        <w:t>YouTube (https://www.youtube.com)</w:t>
+      </w:r>
+    </w:p>
+    <w:p>
+      <w:pPr>
+        <w:ind w:left="720"/>
+      </w:pPr>
+      <w:r>
+        <w:t xml:space="preserve">* </w:t>
+      </w:r>
+      <w:r>
+        <w:rPr>
+          <w:b/>
+          <w:bCs/>
+        </w:rPr>
         <w:t>Download Source</w:t>
       </w:r>
       <w:r>
         <w:t xml:space="preserve">: </w:t>
       </w:r>
-      <w:hyperlink r:id="rId9" w:history="1">
+      <w:hyperlink r:id="rId13" w:history="1">
+        <w:r>
+          <w:rPr>
+            <w:rStyle w:val="Hyperlink"/>
+          </w:rPr>
+          <w:t>https://www.youtube.com/@spek-games</w:t>
+        </w:r>
+      </w:hyperlink>
+      <w:r>
+        <w:t xml:space="preserve"> -&gt;  </w:t>
+      </w:r>
+      <w:hyperlink r:id="rId14" w:history="1">
         <w:r>
           <w:rPr>
             <w:rStyle w:val="Hyperlink"/>
@@ -1156,9 +1474,11 @@
           <w:t>https://www.youtube.com/watch?v=kcXlXGZFp5I&amp;list=PL2ikZcZeJZa8a6fq6w4IvqOsAenfgody3&amp;index=5</w:t>
         </w:r>
       </w:hyperlink>
-      <w:r>
-        <w:br/>
-      </w:r>
+    </w:p>
+    <w:p>
+      <w:pPr>
+        <w:ind w:left="720"/>
+      </w:pPr>
       <w:r>
         <w:t xml:space="preserve">* </w:t>
       </w:r>
@@ -1170,11 +1490,16 @@
         <w:t>Download Server / Mirror</w:t>
       </w:r>
       <w:r>
-        <w:t>: www.youtube.com</w:t>
-      </w:r>
-      <w:r>
-        <w:br/>
-      </w:r>
+        <w:t xml:space="preserve">: </w:t>
+      </w:r>
+      <w:r>
+        <w:t>https://www.youtube.com [YouTube Server]</w:t>
+      </w:r>
+    </w:p>
+    <w:p>
+      <w:pPr>
+        <w:ind w:left="720"/>
+      </w:pPr>
       <w:r>
         <w:t xml:space="preserve">* </w:t>
       </w:r>
@@ -1186,7 +1511,10 @@
         <w:t>Download Method</w:t>
       </w:r>
       <w:r>
-        <w:t>: IDM</w:t>
+        <w:t xml:space="preserve">: </w:t>
+      </w:r>
+      <w:r>
+        <w:t>Browser Extension: IDM Integration Module (https://chromewebstore.google.com/detail/idm-integration-module/ngpampappnmepgilojfohadhhmbhlaek) [Used to download YouTube videos directly]</w:t>
       </w:r>
     </w:p>
     <w:p>
@@ -1277,10 +1605,30 @@
         <w:t xml:space="preserve">: </w:t>
       </w:r>
       <w:r>
-        <w:t xml:space="preserve">KINGSTON Games (F:)/Games/.. </w:t>
-      </w:r>
-      <w:r>
-        <w:br/>
+        <w:t xml:space="preserve">KINGSTON Games (F:)/Games/.. | </w:t>
+      </w:r>
+      <w:proofErr w:type="spellStart"/>
+      <w:r>
+        <w:t>StorageType</w:t>
+      </w:r>
+      <w:proofErr w:type="spellEnd"/>
+      <w:r>
+        <w:t xml:space="preserve">: Cloud -&gt; Platform: GitHub -&gt; Account: gamekingdomelbaf1 -&gt; Repository: </w:t>
+      </w:r>
+      <w:proofErr w:type="spellStart"/>
+      <w:r>
+        <w:t>KingdomheartsGame</w:t>
+      </w:r>
+      <w:proofErr w:type="spellEnd"/>
+      <w:r>
+        <w:t xml:space="preserve"> -&gt; Path: Games/PC/Strategy/Commandos Behind Enemy Lines (2.51 GB)/..</w:t>
+      </w:r>
+    </w:p>
+    <w:p>
+      <w:pPr>
+        <w:ind w:left="720"/>
+      </w:pPr>
+      <w:r>
         <w:t xml:space="preserve">* </w:t>
       </w:r>
       <w:r>
@@ -1338,7 +1686,7 @@
         <w:t>] [</w:t>
       </w:r>
       <w:r>
-        <w:t>Commandos: Behind Enemy Lines -- Mission 6: Menace of the Leopold</w:t>
+        <w:t>Commandos: Behind Enemy Lines - PC - Media - Video - Gameplay 6 -&gt; Spek - Commandos: Behind Enemy Lines -- Mission 6: Menace of the Leopold</w:t>
       </w:r>
       <w:r>
         <w:t>]</w:t>
@@ -1367,6 +1715,7 @@
         <w:ind w:left="720"/>
       </w:pPr>
       <w:r>
+        <w:lastRenderedPageBreak/>
         <w:t xml:space="preserve">* </w:t>
       </w:r>
       <w:r>
@@ -1395,12 +1744,54 @@
           <w:b/>
           <w:bCs/>
         </w:rPr>
+        <w:t xml:space="preserve">Source </w:t>
+      </w:r>
+      <w:r>
+        <w:rPr>
+          <w:b/>
+          <w:bCs/>
+        </w:rPr>
+        <w:t>Platform</w:t>
+      </w:r>
+      <w:r>
+        <w:t xml:space="preserve">: </w:t>
+      </w:r>
+      <w:r>
+        <w:t>YouTube (https://www.youtube.com)</w:t>
+      </w:r>
+    </w:p>
+    <w:p>
+      <w:pPr>
+        <w:ind w:left="720"/>
+      </w:pPr>
+      <w:r>
+        <w:t xml:space="preserve">* </w:t>
+      </w:r>
+      <w:r>
+        <w:rPr>
+          <w:b/>
+          <w:bCs/>
+        </w:rPr>
         <w:t>Download Source</w:t>
       </w:r>
       <w:r>
         <w:t xml:space="preserve">: </w:t>
       </w:r>
-      <w:hyperlink r:id="rId10" w:history="1">
+      <w:hyperlink r:id="rId15" w:history="1">
+        <w:r>
+          <w:rPr>
+            <w:rStyle w:val="Hyperlink"/>
+          </w:rPr>
+          <w:t>https://www.youtube.com/@spek-games</w:t>
+        </w:r>
+      </w:hyperlink>
+      <w:r>
+        <w:t xml:space="preserve"> -&gt;</w:t>
+      </w:r>
+      <w:r>
+        <w:t xml:space="preserve"> </w:t>
+      </w:r>
+      <w:hyperlink r:id="rId16" w:history="1">
         <w:r>
           <w:rPr>
             <w:rStyle w:val="Hyperlink"/>
@@ -1411,9 +1802,11 @@
       <w:r>
         <w:t xml:space="preserve"> </w:t>
       </w:r>
-      <w:r>
-        <w:br/>
-      </w:r>
+    </w:p>
+    <w:p>
+      <w:pPr>
+        <w:ind w:left="720"/>
+      </w:pPr>
       <w:r>
         <w:t xml:space="preserve">* </w:t>
       </w:r>
@@ -1425,10 +1818,17 @@
         <w:t>Download Server / Mirror</w:t>
       </w:r>
       <w:r>
-        <w:t>: www.youtube.com</w:t>
-      </w:r>
-      <w:r>
-        <w:br/>
+        <w:t xml:space="preserve">: </w:t>
+      </w:r>
+      <w:r>
+        <w:t>https://www.youtube.com [YouTube Server]</w:t>
+      </w:r>
+    </w:p>
+    <w:p>
+      <w:pPr>
+        <w:ind w:left="720"/>
+      </w:pPr>
+      <w:r>
         <w:t xml:space="preserve">* </w:t>
       </w:r>
       <w:r>
@@ -1439,7 +1839,10 @@
         <w:t>Download Method</w:t>
       </w:r>
       <w:r>
-        <w:t>: IDM</w:t>
+        <w:t xml:space="preserve">: </w:t>
+      </w:r>
+      <w:r>
+        <w:t>Browser Extension: IDM Integration Module (https://chromewebstore.google.com/detail/idm-integration-module/ngpampappnmepgilojfohadhhmbhlaek) [Used to download YouTube videos directly]</w:t>
       </w:r>
     </w:p>
     <w:p>
@@ -1517,7 +1920,6 @@
         <w:ind w:left="720"/>
       </w:pPr>
       <w:r>
-        <w:lastRenderedPageBreak/>
         <w:t xml:space="preserve">* </w:t>
       </w:r>
       <w:r>
@@ -1531,10 +1933,30 @@
         <w:t xml:space="preserve">: </w:t>
       </w:r>
       <w:r>
-        <w:t xml:space="preserve">KINGSTON Games (F:)/Games/.. </w:t>
-      </w:r>
-      <w:r>
-        <w:br/>
+        <w:t xml:space="preserve">KINGSTON Games (F:)/Games/.. | </w:t>
+      </w:r>
+      <w:proofErr w:type="spellStart"/>
+      <w:r>
+        <w:t>StorageType</w:t>
+      </w:r>
+      <w:proofErr w:type="spellEnd"/>
+      <w:r>
+        <w:t xml:space="preserve">: Cloud -&gt; Platform: GitHub -&gt; Account: gamekingdomelbaf1 -&gt; Repository: </w:t>
+      </w:r>
+      <w:proofErr w:type="spellStart"/>
+      <w:r>
+        <w:t>KingdomheartsGame</w:t>
+      </w:r>
+      <w:proofErr w:type="spellEnd"/>
+      <w:r>
+        <w:t xml:space="preserve"> -&gt; Path: Games/PC/Strategy/Commandos Behind Enemy Lines (2.51 GB)/..</w:t>
+      </w:r>
+    </w:p>
+    <w:p>
+      <w:pPr>
+        <w:ind w:left="720"/>
+      </w:pPr>
+      <w:r>
         <w:t xml:space="preserve">* </w:t>
       </w:r>
       <w:r>
@@ -1600,7 +2022,11 @@
         <w:t>] [</w:t>
       </w:r>
       <w:r>
-        <w:t>Commandos: Behind Enemy Lines -- Mission 7: Chase of the Wolves</w:t>
+        <w:t>Commandos: Behind Enemy Lines - PC - Media - Video - Gameplay 7 -&gt;</w:t>
+      </w:r>
+      <w:r>
+        <w:cr/>
+        <w:t xml:space="preserve"> Spek - Commandos: Behind Enemy Lines -- Mission 7: Chase of the Wolves</w:t>
       </w:r>
       <w:r>
         <w:t>]</w:t>
@@ -1657,12 +2083,51 @@
           <w:b/>
           <w:bCs/>
         </w:rPr>
+        <w:t xml:space="preserve">Source </w:t>
+      </w:r>
+      <w:r>
+        <w:rPr>
+          <w:b/>
+          <w:bCs/>
+        </w:rPr>
+        <w:t>Platform</w:t>
+      </w:r>
+      <w:r>
+        <w:t xml:space="preserve">: </w:t>
+      </w:r>
+      <w:r>
+        <w:t>YouTube (https://www.youtube.com)</w:t>
+      </w:r>
+    </w:p>
+    <w:p>
+      <w:pPr>
+        <w:ind w:left="720"/>
+      </w:pPr>
+      <w:r>
+        <w:t xml:space="preserve">* </w:t>
+      </w:r>
+      <w:r>
+        <w:rPr>
+          <w:b/>
+          <w:bCs/>
+        </w:rPr>
         <w:t>Download Source</w:t>
       </w:r>
       <w:r>
         <w:t xml:space="preserve">: </w:t>
       </w:r>
-      <w:hyperlink r:id="rId11" w:history="1">
+      <w:hyperlink r:id="rId17" w:history="1">
+        <w:r>
+          <w:rPr>
+            <w:rStyle w:val="Hyperlink"/>
+          </w:rPr>
+          <w:t>https://www.youtube.com/@spek-games</w:t>
+        </w:r>
+      </w:hyperlink>
+      <w:r>
+        <w:t xml:space="preserve"> -&gt;  </w:t>
+      </w:r>
+      <w:hyperlink r:id="rId18" w:history="1">
         <w:r>
           <w:rPr>
             <w:rStyle w:val="Hyperlink"/>
@@ -1673,10 +2138,13 @@
       <w:r>
         <w:t xml:space="preserve"> </w:t>
       </w:r>
-      <w:r>
-        <w:br/>
-      </w:r>
-      <w:r>
+    </w:p>
+    <w:p>
+      <w:pPr>
+        <w:ind w:left="720"/>
+      </w:pPr>
+      <w:r>
+        <w:lastRenderedPageBreak/>
         <w:t xml:space="preserve">* </w:t>
       </w:r>
       <w:r>
@@ -1687,10 +2155,17 @@
         <w:t>Download Server / Mirror</w:t>
       </w:r>
       <w:r>
-        <w:t>: www.youtube.com</w:t>
-      </w:r>
-      <w:r>
-        <w:br/>
+        <w:t xml:space="preserve">: </w:t>
+      </w:r>
+      <w:r>
+        <w:t>https://www.youtube.com [YouTube Server]</w:t>
+      </w:r>
+    </w:p>
+    <w:p>
+      <w:pPr>
+        <w:ind w:left="720"/>
+      </w:pPr>
+      <w:r>
         <w:t xml:space="preserve">* </w:t>
       </w:r>
       <w:r>
@@ -1701,7 +2176,10 @@
         <w:t>Download Method</w:t>
       </w:r>
       <w:r>
-        <w:t>: IDM</w:t>
+        <w:t xml:space="preserve">: </w:t>
+      </w:r>
+      <w:r>
+        <w:t>Browser Extension: IDM Integration Module (https://chromewebstore.google.com/detail/idm-integration-module/ngpampappnmepgilojfohadhhmbhlaek) [Used to download YouTube videos directly]</w:t>
       </w:r>
     </w:p>
     <w:p>
@@ -1798,10 +2276,30 @@
         <w:t xml:space="preserve">: </w:t>
       </w:r>
       <w:r>
-        <w:t xml:space="preserve">KINGSTON Games (F:)/Games/.. </w:t>
-      </w:r>
-      <w:r>
-        <w:br/>
+        <w:t xml:space="preserve">KINGSTON Games (F:)/Games/.. | </w:t>
+      </w:r>
+      <w:proofErr w:type="spellStart"/>
+      <w:r>
+        <w:t>StorageType</w:t>
+      </w:r>
+      <w:proofErr w:type="spellEnd"/>
+      <w:r>
+        <w:t xml:space="preserve">: Cloud -&gt; Platform: GitHub -&gt; Account: gamekingdomelbaf1 -&gt; Repository: </w:t>
+      </w:r>
+      <w:proofErr w:type="spellStart"/>
+      <w:r>
+        <w:t>KingdomheartsGame</w:t>
+      </w:r>
+      <w:proofErr w:type="spellEnd"/>
+      <w:r>
+        <w:t xml:space="preserve"> -&gt; Path: Games/PC/Strategy/Commandos Behind Enemy Lines (2.51 GB)/..</w:t>
+      </w:r>
+    </w:p>
+    <w:p>
+      <w:pPr>
+        <w:ind w:left="720"/>
+      </w:pPr>
+      <w:r>
         <w:t xml:space="preserve">* </w:t>
       </w:r>
       <w:r>
@@ -1859,7 +2357,7 @@
         <w:t>] [</w:t>
       </w:r>
       <w:r>
-        <w:t>Commandos: Behind Enemy Lines -- Mission 8: Pyrotechnics</w:t>
+        <w:t>Commandos: Behind Enemy Lines - PC - Media - Video - Gameplay 8 -&gt; Spek - Commandos: Behind Enemy Lines -- Mission 8: Pyrotechnics</w:t>
       </w:r>
       <w:r>
         <w:t>]</w:t>
@@ -1916,12 +2414,51 @@
           <w:b/>
           <w:bCs/>
         </w:rPr>
+        <w:t xml:space="preserve">Source </w:t>
+      </w:r>
+      <w:r>
+        <w:rPr>
+          <w:b/>
+          <w:bCs/>
+        </w:rPr>
+        <w:t>Platform</w:t>
+      </w:r>
+      <w:r>
+        <w:t xml:space="preserve">: </w:t>
+      </w:r>
+      <w:r>
+        <w:t>YouTube (https://www.youtube.com)</w:t>
+      </w:r>
+    </w:p>
+    <w:p>
+      <w:pPr>
+        <w:ind w:left="720"/>
+      </w:pPr>
+      <w:r>
+        <w:t xml:space="preserve">* </w:t>
+      </w:r>
+      <w:r>
+        <w:rPr>
+          <w:b/>
+          <w:bCs/>
+        </w:rPr>
         <w:t>Download Source</w:t>
       </w:r>
       <w:r>
         <w:t xml:space="preserve">: </w:t>
       </w:r>
-      <w:hyperlink r:id="rId12" w:history="1">
+      <w:hyperlink r:id="rId19" w:history="1">
+        <w:r>
+          <w:rPr>
+            <w:rStyle w:val="Hyperlink"/>
+          </w:rPr>
+          <w:t>https://www.youtube.com/@spek-games</w:t>
+        </w:r>
+      </w:hyperlink>
+      <w:r>
+        <w:t xml:space="preserve"> -&gt;  </w:t>
+      </w:r>
+      <w:hyperlink r:id="rId20" w:history="1">
         <w:r>
           <w:rPr>
             <w:rStyle w:val="Hyperlink"/>
@@ -1935,9 +2472,11 @@
       <w:r>
         <w:t xml:space="preserve"> </w:t>
       </w:r>
-      <w:r>
-        <w:br/>
-      </w:r>
+    </w:p>
+    <w:p>
+      <w:pPr>
+        <w:ind w:left="720"/>
+      </w:pPr>
       <w:r>
         <w:t xml:space="preserve">* </w:t>
       </w:r>
@@ -1949,11 +2488,16 @@
         <w:t>Download Server / Mirror</w:t>
       </w:r>
       <w:r>
-        <w:t>: www.youtube.com</w:t>
-      </w:r>
-      <w:r>
-        <w:br/>
-      </w:r>
+        <w:t xml:space="preserve">: </w:t>
+      </w:r>
+      <w:r>
+        <w:t>https://www.youtube.com [YouTube Server]</w:t>
+      </w:r>
+    </w:p>
+    <w:p>
+      <w:pPr>
+        <w:ind w:left="720"/>
+      </w:pPr>
       <w:r>
         <w:t xml:space="preserve">* </w:t>
       </w:r>
@@ -1965,7 +2509,10 @@
         <w:t>Download Method</w:t>
       </w:r>
       <w:r>
-        <w:t>: IDM</w:t>
+        <w:t xml:space="preserve">: </w:t>
+      </w:r>
+      <w:r>
+        <w:t>Browser Extension: IDM Integration Module (https://chromewebstore.google.com/detail/idm-integration-module/ngpampappnmepgilojfohadhhmbhlaek) [Used to download YouTube videos directly]</w:t>
       </w:r>
     </w:p>
     <w:p>
@@ -1994,7 +2541,6 @@
         <w:ind w:left="720"/>
       </w:pPr>
       <w:r>
-        <w:lastRenderedPageBreak/>
         <w:t xml:space="preserve">* </w:t>
       </w:r>
       <w:r>
@@ -2044,6 +2590,7 @@
         <w:ind w:left="720"/>
       </w:pPr>
       <w:r>
+        <w:lastRenderedPageBreak/>
         <w:t xml:space="preserve">* </w:t>
       </w:r>
       <w:r>
@@ -2057,10 +2604,30 @@
         <w:t xml:space="preserve">: </w:t>
       </w:r>
       <w:r>
-        <w:t xml:space="preserve">KINGSTON Games (F:)/Games/.. </w:t>
-      </w:r>
-      <w:r>
-        <w:br/>
+        <w:t xml:space="preserve">KINGSTON Games (F:)/Games/.. | </w:t>
+      </w:r>
+      <w:proofErr w:type="spellStart"/>
+      <w:r>
+        <w:t>StorageType</w:t>
+      </w:r>
+      <w:proofErr w:type="spellEnd"/>
+      <w:r>
+        <w:t xml:space="preserve">: Cloud -&gt; Platform: GitHub -&gt; Account: gamekingdomelbaf1 -&gt; Repository: </w:t>
+      </w:r>
+      <w:proofErr w:type="spellStart"/>
+      <w:r>
+        <w:t>KingdomheartsGame</w:t>
+      </w:r>
+      <w:proofErr w:type="spellEnd"/>
+      <w:r>
+        <w:t xml:space="preserve"> -&gt; Path: Games/PC/Strategy/Commandos Behind Enemy Lines (2.51 GB)/..</w:t>
+      </w:r>
+    </w:p>
+    <w:p>
+      <w:pPr>
+        <w:ind w:left="720"/>
+      </w:pPr>
+      <w:r>
         <w:t xml:space="preserve">* </w:t>
       </w:r>
       <w:r>
@@ -2127,7 +2694,7 @@
         <w:t>] [</w:t>
       </w:r>
       <w:r>
-        <w:t>Commandos: Behind Enemy Lines -- Mission 9: A Courtesy Call</w:t>
+        <w:t>Commandos: Behind Enemy Lines - PC - Media - Video - Gameplay 9 -&gt; Spek - Commandos: Behind Enemy Lines -- Mission 9: A Courtesy Call</w:t>
       </w:r>
       <w:r>
         <w:t>]</w:t>
@@ -2184,12 +2751,51 @@
           <w:b/>
           <w:bCs/>
         </w:rPr>
+        <w:t xml:space="preserve">Source </w:t>
+      </w:r>
+      <w:r>
+        <w:rPr>
+          <w:b/>
+          <w:bCs/>
+        </w:rPr>
+        <w:t>Platform</w:t>
+      </w:r>
+      <w:r>
+        <w:t xml:space="preserve">: </w:t>
+      </w:r>
+      <w:r>
+        <w:t>YouTube (https://www.youtube.com)</w:t>
+      </w:r>
+    </w:p>
+    <w:p>
+      <w:pPr>
+        <w:ind w:left="720"/>
+      </w:pPr>
+      <w:r>
+        <w:t xml:space="preserve">* </w:t>
+      </w:r>
+      <w:r>
+        <w:rPr>
+          <w:b/>
+          <w:bCs/>
+        </w:rPr>
         <w:t>Download Source</w:t>
       </w:r>
       <w:r>
         <w:t xml:space="preserve">: </w:t>
       </w:r>
-      <w:hyperlink r:id="rId13" w:history="1">
+      <w:hyperlink r:id="rId21" w:history="1">
+        <w:r>
+          <w:rPr>
+            <w:rStyle w:val="Hyperlink"/>
+          </w:rPr>
+          <w:t>https://www.youtube.com/@spek-games</w:t>
+        </w:r>
+      </w:hyperlink>
+      <w:r>
+        <w:t xml:space="preserve"> -&gt;  </w:t>
+      </w:r>
+      <w:hyperlink r:id="rId22" w:history="1">
         <w:r>
           <w:rPr>
             <w:rStyle w:val="Hyperlink"/>
@@ -2200,9 +2806,11 @@
       <w:r>
         <w:t xml:space="preserve"> </w:t>
       </w:r>
-      <w:r>
-        <w:br/>
-      </w:r>
+    </w:p>
+    <w:p>
+      <w:pPr>
+        <w:ind w:left="720"/>
+      </w:pPr>
       <w:r>
         <w:t xml:space="preserve">* </w:t>
       </w:r>
@@ -2214,10 +2822,17 @@
         <w:t>Download Server / Mirror</w:t>
       </w:r>
       <w:r>
-        <w:t>: www.youtube.com</w:t>
-      </w:r>
-      <w:r>
-        <w:br/>
+        <w:t xml:space="preserve">: </w:t>
+      </w:r>
+      <w:r>
+        <w:t>https://www.youtube.com [YouTube Server]</w:t>
+      </w:r>
+    </w:p>
+    <w:p>
+      <w:pPr>
+        <w:ind w:left="720"/>
+      </w:pPr>
+      <w:r>
         <w:t xml:space="preserve">* </w:t>
       </w:r>
       <w:r>
@@ -2228,7 +2843,10 @@
         <w:t>Download Method</w:t>
       </w:r>
       <w:r>
-        <w:t>: IDM</w:t>
+        <w:t xml:space="preserve">: </w:t>
+      </w:r>
+      <w:r>
+        <w:t>Browser Extension: IDM Integration Module (https://chromewebstore.google.com/detail/idm-integration-module/ngpampappnmepgilojfohadhhmbhlaek) [Used to download YouTube videos directly]</w:t>
       </w:r>
     </w:p>
     <w:p>
@@ -2319,10 +2937,30 @@
         <w:t xml:space="preserve">: </w:t>
       </w:r>
       <w:r>
-        <w:t xml:space="preserve">KINGSTON Games (F:)/Games/.. </w:t>
-      </w:r>
-      <w:r>
-        <w:br/>
+        <w:t xml:space="preserve">KINGSTON Games (F:)/Games/.. | </w:t>
+      </w:r>
+      <w:proofErr w:type="spellStart"/>
+      <w:r>
+        <w:t>StorageType</w:t>
+      </w:r>
+      <w:proofErr w:type="spellEnd"/>
+      <w:r>
+        <w:t xml:space="preserve">: Cloud -&gt; Platform: GitHub -&gt; Account: gamekingdomelbaf1 -&gt; Repository: </w:t>
+      </w:r>
+      <w:proofErr w:type="spellStart"/>
+      <w:r>
+        <w:t>KingdomheartsGame</w:t>
+      </w:r>
+      <w:proofErr w:type="spellEnd"/>
+      <w:r>
+        <w:t xml:space="preserve"> -&gt; Path: Games/PC/Strategy/Commandos Behind Enemy Lines (2.51 GB)/..</w:t>
+      </w:r>
+    </w:p>
+    <w:p>
+      <w:pPr>
+        <w:ind w:left="720"/>
+      </w:pPr>
+      <w:r>
         <w:t xml:space="preserve">* </w:t>
       </w:r>
       <w:r>
@@ -2346,6 +2984,7 @@
         </w:numPr>
       </w:pPr>
       <w:r>
+        <w:lastRenderedPageBreak/>
         <w:t xml:space="preserve">* </w:t>
       </w:r>
       <w:r>
@@ -2383,7 +3022,7 @@
         <w:t>] [</w:t>
       </w:r>
       <w:r>
-        <w:t>Commandos: Behind Enemy Lines -- Mission 10: Operation Icarus</w:t>
+        <w:t>Commandos: Behind Enemy Lines - PC - Media - Video - Gameplay 10 -&gt; Spek - Commandos: Behind Enemy Lines -- Mission 10: A Courtesy Call</w:t>
       </w:r>
       <w:r>
         <w:t>]</w:t>
@@ -2440,12 +3079,51 @@
           <w:b/>
           <w:bCs/>
         </w:rPr>
+        <w:t xml:space="preserve">Source </w:t>
+      </w:r>
+      <w:r>
+        <w:rPr>
+          <w:b/>
+          <w:bCs/>
+        </w:rPr>
+        <w:t>Platform</w:t>
+      </w:r>
+      <w:r>
+        <w:t xml:space="preserve">: </w:t>
+      </w:r>
+      <w:r>
+        <w:t>YouTube (https://www.youtube.com)</w:t>
+      </w:r>
+    </w:p>
+    <w:p>
+      <w:pPr>
+        <w:ind w:left="720"/>
+      </w:pPr>
+      <w:r>
+        <w:t xml:space="preserve">* </w:t>
+      </w:r>
+      <w:r>
+        <w:rPr>
+          <w:b/>
+          <w:bCs/>
+        </w:rPr>
         <w:t>Download Source</w:t>
       </w:r>
       <w:r>
         <w:t xml:space="preserve">: </w:t>
       </w:r>
-      <w:hyperlink r:id="rId14" w:history="1">
+      <w:hyperlink r:id="rId23" w:history="1">
+        <w:r>
+          <w:rPr>
+            <w:rStyle w:val="Hyperlink"/>
+          </w:rPr>
+          <w:t>https://www.youtube.com/@spek-games</w:t>
+        </w:r>
+      </w:hyperlink>
+      <w:r>
+        <w:t xml:space="preserve"> -&gt;  </w:t>
+      </w:r>
+      <w:hyperlink r:id="rId24" w:history="1">
         <w:r>
           <w:rPr>
             <w:rStyle w:val="Hyperlink"/>
@@ -2453,9 +3131,11 @@
           <w:t>https://www.youtube.com/watch?v=7bT9VfXodaw&amp;list=PL2ikZcZeJZa8a6fq6w4IvqOsAenfgody3&amp;index=10</w:t>
         </w:r>
       </w:hyperlink>
-      <w:r>
-        <w:br/>
-      </w:r>
+    </w:p>
+    <w:p>
+      <w:pPr>
+        <w:ind w:left="720"/>
+      </w:pPr>
       <w:r>
         <w:t xml:space="preserve">* </w:t>
       </w:r>
@@ -2467,11 +3147,16 @@
         <w:t>Download Server / Mirror</w:t>
       </w:r>
       <w:r>
-        <w:t>: www.youtube.com</w:t>
-      </w:r>
-      <w:r>
-        <w:br/>
-      </w:r>
+        <w:t xml:space="preserve">: </w:t>
+      </w:r>
+      <w:r>
+        <w:t>https://www.youtube.com [YouTube Server]</w:t>
+      </w:r>
+    </w:p>
+    <w:p>
+      <w:pPr>
+        <w:ind w:left="720"/>
+      </w:pPr>
       <w:r>
         <w:t xml:space="preserve">* </w:t>
       </w:r>
@@ -2483,15 +3168,17 @@
         <w:t>Download Method</w:t>
       </w:r>
       <w:r>
-        <w:t>: IDM</w:t>
-      </w:r>
-    </w:p>
-    <w:p>
-      <w:pPr>
-        <w:ind w:left="720"/>
-      </w:pPr>
-      <w:r>
-        <w:lastRenderedPageBreak/>
+        <w:t xml:space="preserve">: </w:t>
+      </w:r>
+      <w:r>
+        <w:t>Browser Extension: IDM Integration Module (https://chromewebstore.google.com/detail/idm-integration-module/ngpampappnmepgilojfohadhhmbhlaek) [Used to download YouTube videos directly]</w:t>
+      </w:r>
+    </w:p>
+    <w:p>
+      <w:pPr>
+        <w:ind w:left="720"/>
+      </w:pPr>
+      <w:r>
         <w:t xml:space="preserve">* </w:t>
       </w:r>
       <w:r>
@@ -2575,10 +3262,30 @@
         <w:t xml:space="preserve">: </w:t>
       </w:r>
       <w:r>
-        <w:t xml:space="preserve">KINGSTON Games (F:)/Games/.. </w:t>
-      </w:r>
-      <w:r>
-        <w:br/>
+        <w:t xml:space="preserve">KINGSTON Games (F:)/Games/.. | </w:t>
+      </w:r>
+      <w:proofErr w:type="spellStart"/>
+      <w:r>
+        <w:t>StorageType</w:t>
+      </w:r>
+      <w:proofErr w:type="spellEnd"/>
+      <w:r>
+        <w:t xml:space="preserve">: Cloud -&gt; Platform: GitHub -&gt; Account: gamekingdomelbaf1 -&gt; Repository: </w:t>
+      </w:r>
+      <w:proofErr w:type="spellStart"/>
+      <w:r>
+        <w:t>KingdomheartsGame</w:t>
+      </w:r>
+      <w:proofErr w:type="spellEnd"/>
+      <w:r>
+        <w:t xml:space="preserve"> -&gt; Path: Games/PC/Strategy/Commandos Behind Enemy Lines (2.51 GB)/..</w:t>
+      </w:r>
+    </w:p>
+    <w:p>
+      <w:pPr>
+        <w:ind w:left="720"/>
+      </w:pPr>
+      <w:r>
         <w:t xml:space="preserve">* </w:t>
       </w:r>
       <w:r>
@@ -2591,6 +3298,21 @@
       <w:r>
         <w:t>:</w:t>
       </w:r>
+    </w:p>
+    <w:p>
+      <w:pPr>
+        <w:ind w:left="720"/>
+      </w:pPr>
+    </w:p>
+    <w:p>
+      <w:pPr>
+        <w:ind w:left="720"/>
+      </w:pPr>
+    </w:p>
+    <w:p>
+      <w:pPr>
+        <w:ind w:left="720"/>
+      </w:pPr>
     </w:p>
     <w:p>
       <w:pPr>
@@ -2616,6 +3338,7 @@
         </w:numPr>
       </w:pPr>
       <w:r>
+        <w:lastRenderedPageBreak/>
         <w:t xml:space="preserve">* </w:t>
       </w:r>
       <w:r>
@@ -2626,7 +3349,13 @@
         <w:t>Download Name</w:t>
       </w:r>
       <w:r>
-        <w:t>: [Commandos_ Behind Enemy Lines -- Mission 11_ In the Soup.mp4] [Commandos: Behind Enemy Lines -- Mission 11: In the Soup]</w:t>
+        <w:t>: [Commandos_ Behind Enemy Lines -- Mission 11_ In the Soup.mp4] [</w:t>
+      </w:r>
+      <w:r>
+        <w:t>Commandos: Behind Enemy Lines - PC - Media - Video - Gameplay 11 -&gt; Spek - Commandos: Behind Enemy Lines -- Mission 11: In the Soup</w:t>
+      </w:r>
+      <w:r>
+        <w:t>]</w:t>
       </w:r>
     </w:p>
     <w:p>
@@ -2677,12 +3406,51 @@
           <w:b/>
           <w:bCs/>
         </w:rPr>
+        <w:t xml:space="preserve">Source </w:t>
+      </w:r>
+      <w:r>
+        <w:rPr>
+          <w:b/>
+          <w:bCs/>
+        </w:rPr>
+        <w:t>Platform</w:t>
+      </w:r>
+      <w:r>
+        <w:t xml:space="preserve">: </w:t>
+      </w:r>
+      <w:r>
+        <w:t>YouTube (https://www.youtube.com)</w:t>
+      </w:r>
+    </w:p>
+    <w:p>
+      <w:pPr>
+        <w:ind w:left="720"/>
+      </w:pPr>
+      <w:r>
+        <w:t xml:space="preserve">* </w:t>
+      </w:r>
+      <w:r>
+        <w:rPr>
+          <w:b/>
+          <w:bCs/>
+        </w:rPr>
         <w:t>Download Source</w:t>
       </w:r>
       <w:r>
         <w:t xml:space="preserve">: </w:t>
       </w:r>
-      <w:hyperlink r:id="rId15" w:history="1">
+      <w:hyperlink r:id="rId25" w:history="1">
+        <w:r>
+          <w:rPr>
+            <w:rStyle w:val="Hyperlink"/>
+          </w:rPr>
+          <w:t>https://www.youtube.com/@spek-games</w:t>
+        </w:r>
+      </w:hyperlink>
+      <w:r>
+        <w:t xml:space="preserve"> -&gt;  </w:t>
+      </w:r>
+      <w:hyperlink r:id="rId26" w:history="1">
         <w:r>
           <w:rPr>
             <w:rStyle w:val="Hyperlink"/>
@@ -2693,9 +3461,11 @@
       <w:r>
         <w:t xml:space="preserve">  </w:t>
       </w:r>
-      <w:r>
-        <w:br/>
-      </w:r>
+    </w:p>
+    <w:p>
+      <w:pPr>
+        <w:ind w:left="720"/>
+      </w:pPr>
       <w:r>
         <w:t xml:space="preserve">* </w:t>
       </w:r>
@@ -2707,7 +3477,10 @@
         <w:t>Download Server / Mirror</w:t>
       </w:r>
       <w:r>
-        <w:t>: www.youtube.com</w:t>
+        <w:t xml:space="preserve">: </w:t>
+      </w:r>
+      <w:r>
+        <w:t>https://www.youtube.com [YouTube Server]</w:t>
       </w:r>
     </w:p>
     <w:p>
@@ -2725,7 +3498,10 @@
         <w:t>Download Method</w:t>
       </w:r>
       <w:r>
-        <w:t>: IDM</w:t>
+        <w:t xml:space="preserve">: </w:t>
+      </w:r>
+      <w:r>
+        <w:t>Browser Extension: IDM Integration Module (https://chromewebstore.google.com/detail/idm-integration-module/ngpampappnmepgilojfohadhhmbhlaek) [Used to download YouTube videos directly]</w:t>
       </w:r>
     </w:p>
     <w:p>
@@ -2797,7 +3573,26 @@
         <w:t>Saved Location</w:t>
       </w:r>
       <w:r>
-        <w:t xml:space="preserve">: KINGSTON Games (F:)/Games/.. </w:t>
+        <w:t xml:space="preserve">: </w:t>
+      </w:r>
+      <w:r>
+        <w:t xml:space="preserve">KINGSTON Games (F:)/Games/.. | </w:t>
+      </w:r>
+      <w:proofErr w:type="spellStart"/>
+      <w:r>
+        <w:t>StorageType</w:t>
+      </w:r>
+      <w:proofErr w:type="spellEnd"/>
+      <w:r>
+        <w:t xml:space="preserve">: Cloud -&gt; Platform: GitHub -&gt; Account: gamekingdomelbaf1 -&gt; Repository: </w:t>
+      </w:r>
+      <w:proofErr w:type="spellStart"/>
+      <w:r>
+        <w:t>KingdomheartsGame</w:t>
+      </w:r>
+      <w:proofErr w:type="spellEnd"/>
+      <w:r>
+        <w:t xml:space="preserve"> -&gt; Path: Games/PC/Strategy/Commandos Behind Enemy Lines (2.51 GB)/..</w:t>
       </w:r>
     </w:p>
     <w:p>
@@ -2818,6 +3613,14 @@
         <w:t>:</w:t>
       </w:r>
     </w:p>
+    <w:p/>
+    <w:p/>
+    <w:p/>
+    <w:p/>
+    <w:p/>
+    <w:p/>
+    <w:p/>
+    <w:p/>
     <w:p/>
     <w:p>
       <w:pPr>
@@ -2847,7 +3650,7 @@
         <w:t>.mp4] [</w:t>
       </w:r>
       <w:r>
-        <w:t>Commandos: Behind Enemy Lines -- Mission 12: Up on the Roof</w:t>
+        <w:t>Commandos: Behind Enemy Lines - PC - Media - Video - Gameplay 12 -&gt; Spek - Commandos: Behind Enemy Lines -- Mission 12: Up on the Roof</w:t>
       </w:r>
       <w:r>
         <w:t>]</w:t>
@@ -2894,7 +3697,34 @@
         <w:ind w:left="720"/>
       </w:pPr>
       <w:r>
-        <w:lastRenderedPageBreak/>
+        <w:t xml:space="preserve">* </w:t>
+      </w:r>
+      <w:r>
+        <w:rPr>
+          <w:b/>
+          <w:bCs/>
+        </w:rPr>
+        <w:t xml:space="preserve">Source </w:t>
+      </w:r>
+      <w:r>
+        <w:rPr>
+          <w:b/>
+          <w:bCs/>
+        </w:rPr>
+        <w:t>Platform</w:t>
+      </w:r>
+      <w:r>
+        <w:t xml:space="preserve">: </w:t>
+      </w:r>
+      <w:r>
+        <w:t>YouTube (https://www.youtube.com)</w:t>
+      </w:r>
+    </w:p>
+    <w:p>
+      <w:pPr>
+        <w:ind w:left="720"/>
+      </w:pPr>
+      <w:r>
         <w:t xml:space="preserve">* </w:t>
       </w:r>
       <w:r>
@@ -2907,7 +3737,18 @@
       <w:r>
         <w:t xml:space="preserve">: </w:t>
       </w:r>
-      <w:hyperlink r:id="rId16" w:history="1">
+      <w:hyperlink r:id="rId27" w:history="1">
+        <w:r>
+          <w:rPr>
+            <w:rStyle w:val="Hyperlink"/>
+          </w:rPr>
+          <w:t>https://www.youtube.com/@spek-games</w:t>
+        </w:r>
+      </w:hyperlink>
+      <w:r>
+        <w:t xml:space="preserve"> -&gt;  </w:t>
+      </w:r>
+      <w:hyperlink r:id="rId28" w:history="1">
         <w:r>
           <w:rPr>
             <w:rStyle w:val="Hyperlink"/>
@@ -2915,9 +3756,11 @@
           <w:t>https://www.youtube.com/watch?v=n5X-E6tlGOw&amp;list=PL2ikZcZeJZa8a6fq6w4IvqOsAenfgody3&amp;index=12</w:t>
         </w:r>
       </w:hyperlink>
-      <w:r>
-        <w:br/>
-      </w:r>
+    </w:p>
+    <w:p>
+      <w:pPr>
+        <w:ind w:left="720"/>
+      </w:pPr>
       <w:r>
         <w:t xml:space="preserve">* </w:t>
       </w:r>
@@ -2929,11 +3772,16 @@
         <w:t>Download Server / Mirror</w:t>
       </w:r>
       <w:r>
-        <w:t>: www.youtube.com</w:t>
-      </w:r>
-      <w:r>
-        <w:br/>
-      </w:r>
+        <w:t xml:space="preserve">: </w:t>
+      </w:r>
+      <w:r>
+        <w:t>https://www.youtube.com [YouTube Server]</w:t>
+      </w:r>
+    </w:p>
+    <w:p>
+      <w:pPr>
+        <w:ind w:left="720"/>
+      </w:pPr>
       <w:r>
         <w:t xml:space="preserve">* </w:t>
       </w:r>
@@ -2945,7 +3793,10 @@
         <w:t>Download Method</w:t>
       </w:r>
       <w:r>
-        <w:t>: IDM</w:t>
+        <w:t xml:space="preserve">: </w:t>
+      </w:r>
+      <w:r>
+        <w:t>Browser Extension: IDM Integration Module (https://chromewebstore.google.com/detail/idm-integration-module/ngpampappnmepgilojfohadhhmbhlaek) [Used to download YouTube videos directly]</w:t>
       </w:r>
     </w:p>
     <w:p>
@@ -3017,7 +3868,26 @@
         <w:t>Saved Location</w:t>
       </w:r>
       <w:r>
-        <w:t xml:space="preserve">: KINGSTON Games (F:)/Games/.. </w:t>
+        <w:t xml:space="preserve">: </w:t>
+      </w:r>
+      <w:r>
+        <w:t xml:space="preserve">KINGSTON Games (F:)/Games/.. | </w:t>
+      </w:r>
+      <w:proofErr w:type="spellStart"/>
+      <w:r>
+        <w:t>StorageType</w:t>
+      </w:r>
+      <w:proofErr w:type="spellEnd"/>
+      <w:r>
+        <w:t xml:space="preserve">: Cloud -&gt; Platform: GitHub -&gt; Account: gamekingdomelbaf1 -&gt; Repository: </w:t>
+      </w:r>
+      <w:proofErr w:type="spellStart"/>
+      <w:r>
+        <w:t>KingdomheartsGame</w:t>
+      </w:r>
+      <w:proofErr w:type="spellEnd"/>
+      <w:r>
+        <w:t xml:space="preserve"> -&gt; Path: Games/PC/Strategy/Commandos Behind Enemy Lines (2.51 GB)/..</w:t>
       </w:r>
     </w:p>
     <w:p>
@@ -3073,7 +3943,7 @@
         <w:t>.mp4] [</w:t>
       </w:r>
       <w:r>
-        <w:t>Commandos: Behind Enemy Lines -- Mission 13: David and Goliath</w:t>
+        <w:t>Commandos: Behind Enemy Lines - PC - Media - Video - Gameplay 13 -&gt; Spek - Commandos: Behind Enemy Lines -- Mission 13: David and Goliath</w:t>
       </w:r>
       <w:r>
         <w:t>]</w:t>
@@ -3127,12 +3997,52 @@
           <w:b/>
           <w:bCs/>
         </w:rPr>
+        <w:t xml:space="preserve">Source </w:t>
+      </w:r>
+      <w:r>
+        <w:rPr>
+          <w:b/>
+          <w:bCs/>
+        </w:rPr>
+        <w:t>Platform</w:t>
+      </w:r>
+      <w:r>
+        <w:t xml:space="preserve">: </w:t>
+      </w:r>
+      <w:r>
+        <w:t>YouTube (https://www.youtube.com)</w:t>
+      </w:r>
+    </w:p>
+    <w:p>
+      <w:pPr>
+        <w:ind w:left="720"/>
+      </w:pPr>
+      <w:r>
+        <w:lastRenderedPageBreak/>
+        <w:t xml:space="preserve">* </w:t>
+      </w:r>
+      <w:r>
+        <w:rPr>
+          <w:b/>
+          <w:bCs/>
+        </w:rPr>
         <w:t>Download Source</w:t>
       </w:r>
       <w:r>
         <w:t xml:space="preserve">: </w:t>
       </w:r>
-      <w:hyperlink r:id="rId17" w:history="1">
+      <w:hyperlink r:id="rId29" w:history="1">
+        <w:r>
+          <w:rPr>
+            <w:rStyle w:val="Hyperlink"/>
+          </w:rPr>
+          <w:t>https://www.youtube.com/@spek-games</w:t>
+        </w:r>
+      </w:hyperlink>
+      <w:r>
+        <w:t xml:space="preserve"> -&gt;  </w:t>
+      </w:r>
+      <w:hyperlink r:id="rId30" w:history="1">
         <w:r>
           <w:rPr>
             <w:rStyle w:val="Hyperlink"/>
@@ -3143,9 +4053,11 @@
       <w:r>
         <w:t xml:space="preserve"> </w:t>
       </w:r>
-      <w:r>
-        <w:br/>
-      </w:r>
+    </w:p>
+    <w:p>
+      <w:pPr>
+        <w:ind w:left="720"/>
+      </w:pPr>
       <w:r>
         <w:t xml:space="preserve">* </w:t>
       </w:r>
@@ -3157,10 +4069,17 @@
         <w:t>Download Server / Mirror</w:t>
       </w:r>
       <w:r>
-        <w:t>: www.youtube.com</w:t>
-      </w:r>
-      <w:r>
-        <w:br/>
+        <w:t xml:space="preserve">: </w:t>
+      </w:r>
+      <w:r>
+        <w:t>https://www.youtube.com [YouTube Server]</w:t>
+      </w:r>
+    </w:p>
+    <w:p>
+      <w:pPr>
+        <w:ind w:left="720"/>
+      </w:pPr>
+      <w:r>
         <w:t xml:space="preserve">* </w:t>
       </w:r>
       <w:r>
@@ -3171,7 +4090,10 @@
         <w:t>Download Method</w:t>
       </w:r>
       <w:r>
-        <w:t>: IDM</w:t>
+        <w:t xml:space="preserve">: </w:t>
+      </w:r>
+      <w:r>
+        <w:t>Browser Extension: IDM Integration Module (https://chromewebstore.google.com/detail/idm-integration-module/ngpampappnmepgilojfohadhhmbhlaek) [Used to download YouTube videos directly]</w:t>
       </w:r>
     </w:p>
     <w:p>
@@ -3249,7 +4171,26 @@
         <w:t>Saved Location</w:t>
       </w:r>
       <w:r>
-        <w:t xml:space="preserve">: KINGSTON Games (F:)/Games/.. </w:t>
+        <w:t xml:space="preserve">: </w:t>
+      </w:r>
+      <w:r>
+        <w:t xml:space="preserve">KINGSTON Games (F:)/Games/.. | </w:t>
+      </w:r>
+      <w:proofErr w:type="spellStart"/>
+      <w:r>
+        <w:t>StorageType</w:t>
+      </w:r>
+      <w:proofErr w:type="spellEnd"/>
+      <w:r>
+        <w:t xml:space="preserve">: Cloud -&gt; Platform: GitHub -&gt; Account: gamekingdomelbaf1 -&gt; Repository: </w:t>
+      </w:r>
+      <w:proofErr w:type="spellStart"/>
+      <w:r>
+        <w:t>KingdomheartsGame</w:t>
+      </w:r>
+      <w:proofErr w:type="spellEnd"/>
+      <w:r>
+        <w:t xml:space="preserve"> -&gt; Path: Games/PC/Strategy/Commandos Behind Enemy Lines (2.51 GB)/..</w:t>
       </w:r>
     </w:p>
     <w:p>
@@ -3305,7 +4246,7 @@
         <w:t>.mp4] [</w:t>
       </w:r>
       <w:r>
-        <w:t>Commandos: Behind Enemy Lines -- Mission 14: D-Day Kick Off</w:t>
+        <w:t>Commandos: Behind Enemy Lines - PC - Media - Video - Gameplay 14 -&gt; Spek - Commandos: Behind Enemy Lines -- Mission 14: D-Day Kick Off</w:t>
       </w:r>
       <w:r>
         <w:t>]</w:t>
@@ -3352,7 +4293,34 @@
         <w:ind w:left="720"/>
       </w:pPr>
       <w:r>
-        <w:lastRenderedPageBreak/>
+        <w:t xml:space="preserve">* </w:t>
+      </w:r>
+      <w:r>
+        <w:rPr>
+          <w:b/>
+          <w:bCs/>
+        </w:rPr>
+        <w:t xml:space="preserve">Source </w:t>
+      </w:r>
+      <w:r>
+        <w:rPr>
+          <w:b/>
+          <w:bCs/>
+        </w:rPr>
+        <w:t>Platform</w:t>
+      </w:r>
+      <w:r>
+        <w:t xml:space="preserve">: </w:t>
+      </w:r>
+      <w:r>
+        <w:t>YouTube (https://www.youtube.com)</w:t>
+      </w:r>
+    </w:p>
+    <w:p>
+      <w:pPr>
+        <w:ind w:left="720"/>
+      </w:pPr>
+      <w:r>
         <w:t xml:space="preserve">* </w:t>
       </w:r>
       <w:r>
@@ -3365,7 +4333,18 @@
       <w:r>
         <w:t xml:space="preserve">: </w:t>
       </w:r>
-      <w:hyperlink r:id="rId18" w:history="1">
+      <w:hyperlink r:id="rId31" w:history="1">
+        <w:r>
+          <w:rPr>
+            <w:rStyle w:val="Hyperlink"/>
+          </w:rPr>
+          <w:t>https://www.youtube.com/@spek-games</w:t>
+        </w:r>
+      </w:hyperlink>
+      <w:r>
+        <w:t xml:space="preserve"> -&gt;  </w:t>
+      </w:r>
+      <w:hyperlink r:id="rId32" w:history="1">
         <w:r>
           <w:rPr>
             <w:rStyle w:val="Hyperlink"/>
@@ -3379,9 +4358,11 @@
       <w:r>
         <w:t xml:space="preserve"> </w:t>
       </w:r>
-      <w:r>
-        <w:br/>
-      </w:r>
+    </w:p>
+    <w:p>
+      <w:pPr>
+        <w:ind w:left="720"/>
+      </w:pPr>
       <w:r>
         <w:t xml:space="preserve">* </w:t>
       </w:r>
@@ -3393,10 +4374,17 @@
         <w:t>Download Server / Mirror</w:t>
       </w:r>
       <w:r>
-        <w:t>: www.youtube.com</w:t>
-      </w:r>
-      <w:r>
-        <w:br/>
+        <w:t xml:space="preserve">: </w:t>
+      </w:r>
+      <w:r>
+        <w:t>https://www.youtube.com [YouTube Server]</w:t>
+      </w:r>
+    </w:p>
+    <w:p>
+      <w:pPr>
+        <w:ind w:left="720"/>
+      </w:pPr>
+      <w:r>
         <w:t xml:space="preserve">* </w:t>
       </w:r>
       <w:r>
@@ -3407,14 +4395,18 @@
         <w:t>Download Method</w:t>
       </w:r>
       <w:r>
-        <w:t>: IDM</w:t>
-      </w:r>
-    </w:p>
-    <w:p>
-      <w:pPr>
-        <w:ind w:left="720"/>
-      </w:pPr>
-      <w:r>
+        <w:t xml:space="preserve">: </w:t>
+      </w:r>
+      <w:r>
+        <w:t>Browser Extension: IDM Integration Module (https://chromewebstore.google.com/detail/idm-integration-module/ngpampappnmepgilojfohadhhmbhlaek) [Used to download YouTube videos directly]</w:t>
+      </w:r>
+    </w:p>
+    <w:p>
+      <w:pPr>
+        <w:ind w:left="720"/>
+      </w:pPr>
+      <w:r>
+        <w:lastRenderedPageBreak/>
         <w:t xml:space="preserve">* </w:t>
       </w:r>
       <w:r>
@@ -3479,7 +4471,26 @@
         <w:t>Saved Location</w:t>
       </w:r>
       <w:r>
-        <w:t xml:space="preserve">: KINGSTON Games (F:)/Games/.. </w:t>
+        <w:t xml:space="preserve">: </w:t>
+      </w:r>
+      <w:r>
+        <w:t xml:space="preserve">KINGSTON Games (F:)/Games/.. | </w:t>
+      </w:r>
+      <w:proofErr w:type="spellStart"/>
+      <w:r>
+        <w:t>StorageType</w:t>
+      </w:r>
+      <w:proofErr w:type="spellEnd"/>
+      <w:r>
+        <w:t xml:space="preserve">: Cloud -&gt; Platform: GitHub -&gt; Account: gamekingdomelbaf1 -&gt; Repository: </w:t>
+      </w:r>
+      <w:proofErr w:type="spellStart"/>
+      <w:r>
+        <w:t>KingdomheartsGame</w:t>
+      </w:r>
+      <w:proofErr w:type="spellEnd"/>
+      <w:r>
+        <w:t xml:space="preserve"> -&gt; Path: Games/PC/Strategy/Commandos Behind Enemy Lines (2.51 GB)/..</w:t>
       </w:r>
     </w:p>
     <w:p>
@@ -3533,7 +4544,7 @@
         <w:t>.mp4] [</w:t>
       </w:r>
       <w:r>
-        <w:t>Commandos: Behind Enemy Lines -- Mission 15: The End of the Butcher</w:t>
+        <w:t>Commandos: Behind Enemy Lines - PC - Media - Video - Gameplay 15 -&gt; Spek - Commandos: Behind Enemy Lines -- Mission 15: The End of the Butcher</w:t>
       </w:r>
       <w:r>
         <w:t>]</w:t>
@@ -3587,12 +4598,51 @@
           <w:b/>
           <w:bCs/>
         </w:rPr>
+        <w:t xml:space="preserve">Source </w:t>
+      </w:r>
+      <w:r>
+        <w:rPr>
+          <w:b/>
+          <w:bCs/>
+        </w:rPr>
+        <w:t>Platform</w:t>
+      </w:r>
+      <w:r>
+        <w:t xml:space="preserve">: </w:t>
+      </w:r>
+      <w:r>
+        <w:t>YouTube (https://www.youtube.com)</w:t>
+      </w:r>
+    </w:p>
+    <w:p>
+      <w:pPr>
+        <w:ind w:left="720"/>
+      </w:pPr>
+      <w:r>
+        <w:t xml:space="preserve">* </w:t>
+      </w:r>
+      <w:r>
+        <w:rPr>
+          <w:b/>
+          <w:bCs/>
+        </w:rPr>
         <w:t>Download Source</w:t>
       </w:r>
       <w:r>
         <w:t xml:space="preserve">: </w:t>
       </w:r>
-      <w:hyperlink r:id="rId19" w:history="1">
+      <w:hyperlink r:id="rId33" w:history="1">
+        <w:r>
+          <w:rPr>
+            <w:rStyle w:val="Hyperlink"/>
+          </w:rPr>
+          <w:t>https://www.youtube.com/@spek-games</w:t>
+        </w:r>
+      </w:hyperlink>
+      <w:r>
+        <w:t xml:space="preserve"> -&gt;  </w:t>
+      </w:r>
+      <w:hyperlink r:id="rId34" w:history="1">
         <w:r>
           <w:rPr>
             <w:rStyle w:val="Hyperlink"/>
@@ -3606,9 +4656,11 @@
       <w:r>
         <w:t xml:space="preserve">  </w:t>
       </w:r>
-      <w:r>
-        <w:br/>
-      </w:r>
+    </w:p>
+    <w:p>
+      <w:pPr>
+        <w:ind w:left="720"/>
+      </w:pPr>
       <w:r>
         <w:t xml:space="preserve">* </w:t>
       </w:r>
@@ -3620,10 +4672,17 @@
         <w:t>Download Server / Mirror</w:t>
       </w:r>
       <w:r>
-        <w:t>: www.youtube.com</w:t>
-      </w:r>
-      <w:r>
-        <w:br/>
+        <w:t xml:space="preserve">: </w:t>
+      </w:r>
+      <w:r>
+        <w:t>https://www.youtube.com [YouTube Server]</w:t>
+      </w:r>
+    </w:p>
+    <w:p>
+      <w:pPr>
+        <w:ind w:left="720"/>
+      </w:pPr>
+      <w:r>
         <w:t xml:space="preserve">* </w:t>
       </w:r>
       <w:r>
@@ -3634,7 +4693,10 @@
         <w:t>Download Method</w:t>
       </w:r>
       <w:r>
-        <w:t>: IDM</w:t>
+        <w:t xml:space="preserve">: </w:t>
+      </w:r>
+      <w:r>
+        <w:t>Browser Extension: IDM Integration Module (https://chromewebstore.google.com/detail/idm-integration-module/ngpampappnmepgilojfohadhhmbhlaek) [Used to download YouTube videos directly]</w:t>
       </w:r>
     </w:p>
     <w:p>
@@ -3706,7 +4768,26 @@
         <w:t>Saved Location</w:t>
       </w:r>
       <w:r>
-        <w:t xml:space="preserve">: KINGSTON Games (F:)/Games/.. </w:t>
+        <w:t xml:space="preserve">: </w:t>
+      </w:r>
+      <w:r>
+        <w:t xml:space="preserve">KINGSTON Games (F:)/Games/.. | </w:t>
+      </w:r>
+      <w:proofErr w:type="spellStart"/>
+      <w:r>
+        <w:t>StorageType</w:t>
+      </w:r>
+      <w:proofErr w:type="spellEnd"/>
+      <w:r>
+        <w:t xml:space="preserve">: Cloud -&gt; Platform: GitHub -&gt; Account: gamekingdomelbaf1 -&gt; Repository: </w:t>
+      </w:r>
+      <w:proofErr w:type="spellStart"/>
+      <w:r>
+        <w:t>KingdomheartsGame</w:t>
+      </w:r>
+      <w:proofErr w:type="spellEnd"/>
+      <w:r>
+        <w:t xml:space="preserve"> -&gt; Path: Games/PC/Strategy/Commandos Behind Enemy Lines (2.51 GB)/..</w:t>
       </w:r>
     </w:p>
     <w:p>
@@ -3756,7 +4837,7 @@
         <w:t>.mp4] [</w:t>
       </w:r>
       <w:r>
-        <w:t>Commandos: Behind Enemy Lines -- Mission 16: Stop Wildfire</w:t>
+        <w:t>Commandos: Behind Enemy Lines - PC - Media - Video - Gameplay 16 -&gt; Spek - Commandos: Behind Enemy Lines -- Mission 16: Stop Wildfire</w:t>
       </w:r>
       <w:r>
         <w:t>]</w:t>
@@ -3785,7 +4866,6 @@
         <w:ind w:left="720"/>
       </w:pPr>
       <w:r>
-        <w:lastRenderedPageBreak/>
         <w:t xml:space="preserve">* </w:t>
       </w:r>
       <w:r>
@@ -3811,12 +4891,51 @@
           <w:b/>
           <w:bCs/>
         </w:rPr>
+        <w:t xml:space="preserve">Source </w:t>
+      </w:r>
+      <w:r>
+        <w:rPr>
+          <w:b/>
+          <w:bCs/>
+        </w:rPr>
+        <w:t>Platform</w:t>
+      </w:r>
+      <w:r>
+        <w:t xml:space="preserve">: </w:t>
+      </w:r>
+      <w:r>
+        <w:t>YouTube (https://www.youtube.com)</w:t>
+      </w:r>
+    </w:p>
+    <w:p>
+      <w:pPr>
+        <w:ind w:left="720"/>
+      </w:pPr>
+      <w:r>
+        <w:t xml:space="preserve">* </w:t>
+      </w:r>
+      <w:r>
+        <w:rPr>
+          <w:b/>
+          <w:bCs/>
+        </w:rPr>
         <w:t>Download Source</w:t>
       </w:r>
       <w:r>
         <w:t xml:space="preserve">: </w:t>
       </w:r>
-      <w:hyperlink r:id="rId20" w:history="1">
+      <w:hyperlink r:id="rId35" w:history="1">
+        <w:r>
+          <w:rPr>
+            <w:rStyle w:val="Hyperlink"/>
+          </w:rPr>
+          <w:t>https://www.youtube.com/@spek-games</w:t>
+        </w:r>
+      </w:hyperlink>
+      <w:r>
+        <w:t xml:space="preserve"> -&gt;  </w:t>
+      </w:r>
+      <w:hyperlink r:id="rId36" w:history="1">
         <w:r>
           <w:rPr>
             <w:rStyle w:val="Hyperlink"/>
@@ -3830,9 +4949,11 @@
       <w:r>
         <w:t xml:space="preserve">  </w:t>
       </w:r>
-      <w:r>
-        <w:br/>
-      </w:r>
+    </w:p>
+    <w:p>
+      <w:pPr>
+        <w:ind w:left="720"/>
+      </w:pPr>
       <w:r>
         <w:t xml:space="preserve">* </w:t>
       </w:r>
@@ -3844,10 +4965,17 @@
         <w:t>Download Server / Mirror</w:t>
       </w:r>
       <w:r>
-        <w:t>: www.youtube.com</w:t>
-      </w:r>
-      <w:r>
-        <w:br/>
+        <w:t xml:space="preserve">: </w:t>
+      </w:r>
+      <w:r>
+        <w:t>https://www.youtube.com [YouTube Server]</w:t>
+      </w:r>
+    </w:p>
+    <w:p>
+      <w:pPr>
+        <w:ind w:left="720"/>
+      </w:pPr>
+      <w:r>
         <w:t xml:space="preserve">* </w:t>
       </w:r>
       <w:r>
@@ -3858,7 +4986,10 @@
         <w:t>Download Method</w:t>
       </w:r>
       <w:r>
-        <w:t>: IDM</w:t>
+        <w:t xml:space="preserve">: </w:t>
+      </w:r>
+      <w:r>
+        <w:t>Browser Extension: IDM Integration Module (https://chromewebstore.google.com/detail/idm-integration-module/ngpampappnmepgilojfohadhhmbhlaek) [Used to download YouTube videos directly]</w:t>
       </w:r>
     </w:p>
     <w:p>
@@ -3930,7 +5061,26 @@
         <w:t>Saved Location</w:t>
       </w:r>
       <w:r>
-        <w:t xml:space="preserve">: KINGSTON Games (F:)/Games/.. </w:t>
+        <w:t xml:space="preserve">: </w:t>
+      </w:r>
+      <w:r>
+        <w:t xml:space="preserve">KINGSTON Games (F:)/Games/.. | </w:t>
+      </w:r>
+      <w:proofErr w:type="spellStart"/>
+      <w:r>
+        <w:t>StorageType</w:t>
+      </w:r>
+      <w:proofErr w:type="spellEnd"/>
+      <w:r>
+        <w:t xml:space="preserve">: Cloud -&gt; Platform: GitHub -&gt; Account: gamekingdomelbaf1 -&gt; Repository: </w:t>
+      </w:r>
+      <w:proofErr w:type="spellStart"/>
+      <w:r>
+        <w:t>KingdomheartsGame</w:t>
+      </w:r>
+      <w:proofErr w:type="spellEnd"/>
+      <w:r>
+        <w:t xml:space="preserve"> -&gt; Path: Games/PC/Strategy/Commandos Behind Enemy Lines (2.51 GB)/..</w:t>
       </w:r>
     </w:p>
     <w:p>
@@ -3980,7 +5130,7 @@
         <w:t>.mp4] [</w:t>
       </w:r>
       <w:r>
-        <w:t>Commandos: Behind Enemy Lines -- Mission 17: Before Dawn</w:t>
+        <w:t>Commandos: Behind Enemy Lines - PC - Media - Video - Gameplay 17 -&gt; Spek - Commandos: Behind Enemy Lines -- Mission 17: Before Dawn</w:t>
       </w:r>
       <w:r>
         <w:t>]</w:t>
@@ -4034,12 +5184,52 @@
           <w:b/>
           <w:bCs/>
         </w:rPr>
+        <w:t xml:space="preserve">Source </w:t>
+      </w:r>
+      <w:r>
+        <w:rPr>
+          <w:b/>
+          <w:bCs/>
+        </w:rPr>
+        <w:t>Platform</w:t>
+      </w:r>
+      <w:r>
+        <w:t xml:space="preserve">: </w:t>
+      </w:r>
+      <w:r>
+        <w:t>YouTube (https://www.youtube.com)</w:t>
+      </w:r>
+    </w:p>
+    <w:p>
+      <w:pPr>
+        <w:ind w:left="720"/>
+      </w:pPr>
+      <w:r>
+        <w:lastRenderedPageBreak/>
+        <w:t xml:space="preserve">* </w:t>
+      </w:r>
+      <w:r>
+        <w:rPr>
+          <w:b/>
+          <w:bCs/>
+        </w:rPr>
         <w:t>Download Source</w:t>
       </w:r>
       <w:r>
         <w:t xml:space="preserve">: </w:t>
       </w:r>
-      <w:hyperlink r:id="rId21" w:history="1">
+      <w:hyperlink r:id="rId37" w:history="1">
+        <w:r>
+          <w:rPr>
+            <w:rStyle w:val="Hyperlink"/>
+          </w:rPr>
+          <w:t>https://www.youtube.com/@spek-games</w:t>
+        </w:r>
+      </w:hyperlink>
+      <w:r>
+        <w:t xml:space="preserve"> -&gt;  </w:t>
+      </w:r>
+      <w:hyperlink r:id="rId38" w:history="1">
         <w:r>
           <w:rPr>
             <w:rStyle w:val="Hyperlink"/>
@@ -4050,9 +5240,11 @@
       <w:r>
         <w:t xml:space="preserve"> </w:t>
       </w:r>
-      <w:r>
-        <w:br/>
-      </w:r>
+    </w:p>
+    <w:p>
+      <w:pPr>
+        <w:ind w:left="720"/>
+      </w:pPr>
       <w:r>
         <w:t xml:space="preserve">* </w:t>
       </w:r>
@@ -4064,10 +5256,17 @@
         <w:t>Download Server / Mirror</w:t>
       </w:r>
       <w:r>
-        <w:t>: www.youtube.com</w:t>
-      </w:r>
-      <w:r>
-        <w:br/>
+        <w:t xml:space="preserve">: </w:t>
+      </w:r>
+      <w:r>
+        <w:t>https://www.youtube.com [YouTube Server]</w:t>
+      </w:r>
+    </w:p>
+    <w:p>
+      <w:pPr>
+        <w:ind w:left="720"/>
+      </w:pPr>
+      <w:r>
         <w:t xml:space="preserve">* </w:t>
       </w:r>
       <w:r>
@@ -4078,7 +5277,10 @@
         <w:t>Download Method</w:t>
       </w:r>
       <w:r>
-        <w:t>: IDM</w:t>
+        <w:t xml:space="preserve">: </w:t>
+      </w:r>
+      <w:r>
+        <w:t>Browser Extension: IDM Integration Module (https://chromewebstore.google.com/detail/idm-integration-module/ngpampappnmepgilojfohadhhmbhlaek) [Used to download YouTube videos directly]</w:t>
       </w:r>
     </w:p>
     <w:p>
@@ -4156,7 +5358,26 @@
         <w:t>Saved Location</w:t>
       </w:r>
       <w:r>
-        <w:t xml:space="preserve">: KINGSTON Games (F:)/Games/.. </w:t>
+        <w:t xml:space="preserve">: </w:t>
+      </w:r>
+      <w:r>
+        <w:t xml:space="preserve">KINGSTON Games (F:)/Games/.. | </w:t>
+      </w:r>
+      <w:proofErr w:type="spellStart"/>
+      <w:r>
+        <w:t>StorageType</w:t>
+      </w:r>
+      <w:proofErr w:type="spellEnd"/>
+      <w:r>
+        <w:t xml:space="preserve">: Cloud -&gt; Platform: GitHub -&gt; Account: gamekingdomelbaf1 -&gt; Repository: </w:t>
+      </w:r>
+      <w:proofErr w:type="spellStart"/>
+      <w:r>
+        <w:t>KingdomheartsGame</w:t>
+      </w:r>
+      <w:proofErr w:type="spellEnd"/>
+      <w:r>
+        <w:t xml:space="preserve"> -&gt; Path: Games/PC/Strategy/Commandos Behind Enemy Lines (2.51 GB)/..</w:t>
       </w:r>
     </w:p>
     <w:p>
@@ -4206,7 +5427,7 @@
         <w:t>.mp4] [</w:t>
       </w:r>
       <w:r>
-        <w:t>Commandos: Behind Enemy Lines -- Mission 18: The Force of Circumstance</w:t>
+        <w:t>Commandos: Behind Enemy Lines - PC - Media - Video - Gameplay 18 -&gt; Spek - Commandos: Behind Enemy Lines -- Mission 18: The Force of Circumstance</w:t>
       </w:r>
       <w:r>
         <w:t>]</w:t>
@@ -4217,7 +5438,6 @@
         <w:ind w:left="720"/>
       </w:pPr>
       <w:r>
-        <w:lastRenderedPageBreak/>
         <w:t xml:space="preserve">* </w:t>
       </w:r>
       <w:r>
@@ -4261,12 +5481,51 @@
           <w:b/>
           <w:bCs/>
         </w:rPr>
+        <w:t xml:space="preserve">Source </w:t>
+      </w:r>
+      <w:r>
+        <w:rPr>
+          <w:b/>
+          <w:bCs/>
+        </w:rPr>
+        <w:t>Platform</w:t>
+      </w:r>
+      <w:r>
+        <w:t xml:space="preserve">: </w:t>
+      </w:r>
+      <w:r>
+        <w:t>YouTube (https://www.youtube.com)</w:t>
+      </w:r>
+    </w:p>
+    <w:p>
+      <w:pPr>
+        <w:ind w:left="720"/>
+      </w:pPr>
+      <w:r>
+        <w:t xml:space="preserve">* </w:t>
+      </w:r>
+      <w:r>
+        <w:rPr>
+          <w:b/>
+          <w:bCs/>
+        </w:rPr>
         <w:t>Download Source</w:t>
       </w:r>
       <w:r>
         <w:t xml:space="preserve">: </w:t>
       </w:r>
-      <w:hyperlink r:id="rId22" w:history="1">
+      <w:hyperlink r:id="rId39" w:history="1">
+        <w:r>
+          <w:rPr>
+            <w:rStyle w:val="Hyperlink"/>
+          </w:rPr>
+          <w:t>https://www.youtube.com/@spek-games</w:t>
+        </w:r>
+      </w:hyperlink>
+      <w:r>
+        <w:t xml:space="preserve"> -&gt;  </w:t>
+      </w:r>
+      <w:hyperlink r:id="rId40" w:history="1">
         <w:r>
           <w:rPr>
             <w:rStyle w:val="Hyperlink"/>
@@ -4277,9 +5536,11 @@
       <w:r>
         <w:t xml:space="preserve"> </w:t>
       </w:r>
-      <w:r>
-        <w:br/>
-      </w:r>
+    </w:p>
+    <w:p>
+      <w:pPr>
+        <w:ind w:left="720"/>
+      </w:pPr>
       <w:r>
         <w:t xml:space="preserve">* </w:t>
       </w:r>
@@ -4291,10 +5552,17 @@
         <w:t>Download Server / Mirror</w:t>
       </w:r>
       <w:r>
-        <w:t>: www.youtube.com</w:t>
-      </w:r>
-      <w:r>
-        <w:br/>
+        <w:t xml:space="preserve">: </w:t>
+      </w:r>
+      <w:r>
+        <w:t>https://www.youtube.com [YouTube Server]</w:t>
+      </w:r>
+    </w:p>
+    <w:p>
+      <w:pPr>
+        <w:ind w:left="720"/>
+      </w:pPr>
+      <w:r>
         <w:t xml:space="preserve">* </w:t>
       </w:r>
       <w:r>
@@ -4305,14 +5573,18 @@
         <w:t>Download Method</w:t>
       </w:r>
       <w:r>
-        <w:t>: IDM</w:t>
-      </w:r>
-    </w:p>
-    <w:p>
-      <w:pPr>
-        <w:ind w:left="720"/>
-      </w:pPr>
-      <w:r>
+        <w:t xml:space="preserve">: </w:t>
+      </w:r>
+      <w:r>
+        <w:t>Browser Extension: IDM Integration Module (https://chromewebstore.google.com/detail/idm-integration-module/ngpampappnmepgilojfohadhhmbhlaek) [Used to download YouTube videos directly]</w:t>
+      </w:r>
+    </w:p>
+    <w:p>
+      <w:pPr>
+        <w:ind w:left="720"/>
+      </w:pPr>
+      <w:r>
+        <w:lastRenderedPageBreak/>
         <w:t xml:space="preserve">* </w:t>
       </w:r>
       <w:r>
@@ -4377,7 +5649,26 @@
         <w:t>Saved Location</w:t>
       </w:r>
       <w:r>
-        <w:t xml:space="preserve">: KINGSTON Games (F:)/Games/.. </w:t>
+        <w:t xml:space="preserve">: </w:t>
+      </w:r>
+      <w:r>
+        <w:t xml:space="preserve">KINGSTON Games (F:)/Games/.. | </w:t>
+      </w:r>
+      <w:proofErr w:type="spellStart"/>
+      <w:r>
+        <w:t>StorageType</w:t>
+      </w:r>
+      <w:proofErr w:type="spellEnd"/>
+      <w:r>
+        <w:t xml:space="preserve">: Cloud -&gt; Platform: GitHub -&gt; Account: gamekingdomelbaf1 -&gt; Repository: </w:t>
+      </w:r>
+      <w:proofErr w:type="spellStart"/>
+      <w:r>
+        <w:t>KingdomheartsGame</w:t>
+      </w:r>
+      <w:proofErr w:type="spellEnd"/>
+      <w:r>
+        <w:t xml:space="preserve"> -&gt; Path: Games/PC/Strategy/Commandos Behind Enemy Lines (2.51 GB)/..</w:t>
       </w:r>
     </w:p>
     <w:p>
@@ -4427,7 +5718,7 @@
         <w:t>.mp4] [</w:t>
       </w:r>
       <w:r>
-        <w:t>Commandos: Behind Enemy Lines -- Mission 19: Frustrate Retaliation</w:t>
+        <w:t>Commandos: Behind Enemy Lines - PC - Media - Video - Gameplay 19 -&gt; Spek - Commandos: Behind Enemy Lines -- Mission 19: Frustrate Retaliation</w:t>
       </w:r>
       <w:r>
         <w:t>]</w:t>
@@ -4481,12 +5772,51 @@
           <w:b/>
           <w:bCs/>
         </w:rPr>
+        <w:t xml:space="preserve">Source </w:t>
+      </w:r>
+      <w:r>
+        <w:rPr>
+          <w:b/>
+          <w:bCs/>
+        </w:rPr>
+        <w:t>Platform</w:t>
+      </w:r>
+      <w:r>
+        <w:t xml:space="preserve">: </w:t>
+      </w:r>
+      <w:r>
+        <w:t>YouTube (https://www.youtube.com)</w:t>
+      </w:r>
+    </w:p>
+    <w:p>
+      <w:pPr>
+        <w:ind w:left="720"/>
+      </w:pPr>
+      <w:r>
+        <w:t xml:space="preserve">* </w:t>
+      </w:r>
+      <w:r>
+        <w:rPr>
+          <w:b/>
+          <w:bCs/>
+        </w:rPr>
         <w:t>Download Source</w:t>
       </w:r>
       <w:r>
         <w:t xml:space="preserve">: </w:t>
       </w:r>
-      <w:hyperlink r:id="rId23" w:history="1">
+      <w:hyperlink r:id="rId41" w:history="1">
+        <w:r>
+          <w:rPr>
+            <w:rStyle w:val="Hyperlink"/>
+          </w:rPr>
+          <w:t>https://www.youtube.com/@spek-games</w:t>
+        </w:r>
+      </w:hyperlink>
+      <w:r>
+        <w:t xml:space="preserve"> -&gt;  </w:t>
+      </w:r>
+      <w:hyperlink r:id="rId42" w:history="1">
         <w:r>
           <w:rPr>
             <w:rStyle w:val="Hyperlink"/>
@@ -4494,9 +5824,11 @@
           <w:t>https://www.youtube.com/watch?v=wMeKfSxC--k&amp;list=PL2ikZcZeJZa8a6fq6w4IvqOsAenfgody3&amp;index=19</w:t>
         </w:r>
       </w:hyperlink>
-      <w:r>
-        <w:br/>
-      </w:r>
+    </w:p>
+    <w:p>
+      <w:pPr>
+        <w:ind w:left="720"/>
+      </w:pPr>
       <w:r>
         <w:t xml:space="preserve">* </w:t>
       </w:r>
@@ -4508,11 +5840,16 @@
         <w:t>Download Server / Mirror</w:t>
       </w:r>
       <w:r>
-        <w:t>: www.youtube.com</w:t>
-      </w:r>
-      <w:r>
-        <w:br/>
-      </w:r>
+        <w:t xml:space="preserve">: </w:t>
+      </w:r>
+      <w:r>
+        <w:t>https://www.youtube.com [YouTube Server]</w:t>
+      </w:r>
+    </w:p>
+    <w:p>
+      <w:pPr>
+        <w:ind w:left="720"/>
+      </w:pPr>
       <w:r>
         <w:t xml:space="preserve">* </w:t>
       </w:r>
@@ -4524,7 +5861,10 @@
         <w:t>Download Method</w:t>
       </w:r>
       <w:r>
-        <w:t>: IDM</w:t>
+        <w:t xml:space="preserve">: </w:t>
+      </w:r>
+      <w:r>
+        <w:t>Browser Extension: IDM Integration Module (https://chromewebstore.google.com/detail/idm-integration-module/ngpampappnmepgilojfohadhhmbhlaek) [Used to download YouTube videos directly]</w:t>
       </w:r>
     </w:p>
     <w:p>
@@ -4596,7 +5936,26 @@
         <w:t>Saved Location</w:t>
       </w:r>
       <w:r>
-        <w:t xml:space="preserve">: KINGSTON Games (F:)/Games/.. </w:t>
+        <w:t xml:space="preserve">: </w:t>
+      </w:r>
+      <w:r>
+        <w:t xml:space="preserve">KINGSTON Games (F:)/Games/.. | </w:t>
+      </w:r>
+      <w:proofErr w:type="spellStart"/>
+      <w:r>
+        <w:t>StorageType</w:t>
+      </w:r>
+      <w:proofErr w:type="spellEnd"/>
+      <w:r>
+        <w:t xml:space="preserve">: Cloud -&gt; Platform: GitHub -&gt; Account: gamekingdomelbaf1 -&gt; Repository: </w:t>
+      </w:r>
+      <w:proofErr w:type="spellStart"/>
+      <w:r>
+        <w:t>KingdomheartsGame</w:t>
+      </w:r>
+      <w:proofErr w:type="spellEnd"/>
+      <w:r>
+        <w:t xml:space="preserve"> -&gt; Path: Games/PC/Strategy/Commandos Behind Enemy Lines (2.51 GB)/..</w:t>
       </w:r>
     </w:p>
     <w:p>
@@ -4646,7 +6005,7 @@
         <w:t>.mp4] [</w:t>
       </w:r>
       <w:r>
-        <w:t>Commandos: Behind Enemy Lines -- Mission 20: Operation Valhalla</w:t>
+        <w:t>Commandos: Behind Enemy Lines - PC - Media - Video - Gameplay 20 -&gt; Spek - Commandos: Behind Enemy Lines -- Mission 20: Operation Valhalla</w:t>
       </w:r>
       <w:r>
         <w:t>]</w:t>
@@ -4657,7 +6016,6 @@
         <w:ind w:left="720"/>
       </w:pPr>
       <w:r>
-        <w:lastRenderedPageBreak/>
         <w:t xml:space="preserve">* </w:t>
       </w:r>
       <w:r>
@@ -4701,12 +6059,51 @@
           <w:b/>
           <w:bCs/>
         </w:rPr>
+        <w:t xml:space="preserve">Source </w:t>
+      </w:r>
+      <w:r>
+        <w:rPr>
+          <w:b/>
+          <w:bCs/>
+        </w:rPr>
+        <w:t>Platform</w:t>
+      </w:r>
+      <w:r>
+        <w:t xml:space="preserve">: </w:t>
+      </w:r>
+      <w:r>
+        <w:t>YouTube (https://www.youtube.com)</w:t>
+      </w:r>
+    </w:p>
+    <w:p>
+      <w:pPr>
+        <w:ind w:left="720"/>
+      </w:pPr>
+      <w:r>
+        <w:t xml:space="preserve">* </w:t>
+      </w:r>
+      <w:r>
+        <w:rPr>
+          <w:b/>
+          <w:bCs/>
+        </w:rPr>
         <w:t>Download Source</w:t>
       </w:r>
       <w:r>
         <w:t xml:space="preserve">: </w:t>
       </w:r>
-      <w:hyperlink r:id="rId24" w:history="1">
+      <w:hyperlink r:id="rId43" w:history="1">
+        <w:r>
+          <w:rPr>
+            <w:rStyle w:val="Hyperlink"/>
+          </w:rPr>
+          <w:t>https://www.youtube.com/@spek-games</w:t>
+        </w:r>
+      </w:hyperlink>
+      <w:r>
+        <w:t xml:space="preserve"> -&gt;  </w:t>
+      </w:r>
+      <w:hyperlink r:id="rId44" w:history="1">
         <w:r>
           <w:rPr>
             <w:rStyle w:val="Hyperlink"/>
@@ -4717,9 +6114,11 @@
       <w:r>
         <w:t xml:space="preserve"> </w:t>
       </w:r>
-      <w:r>
-        <w:br/>
-      </w:r>
+    </w:p>
+    <w:p>
+      <w:pPr>
+        <w:ind w:left="720"/>
+      </w:pPr>
       <w:r>
         <w:t xml:space="preserve">* </w:t>
       </w:r>
@@ -4731,10 +6130,17 @@
         <w:t>Download Server / Mirror</w:t>
       </w:r>
       <w:r>
-        <w:t>: www.youtube.com</w:t>
-      </w:r>
-      <w:r>
-        <w:br/>
+        <w:t xml:space="preserve">: </w:t>
+      </w:r>
+      <w:r>
+        <w:t>https://www.youtube.com [YouTube Server]</w:t>
+      </w:r>
+    </w:p>
+    <w:p>
+      <w:pPr>
+        <w:ind w:left="720"/>
+      </w:pPr>
+      <w:r>
         <w:t xml:space="preserve">* </w:t>
       </w:r>
       <w:r>
@@ -4745,7 +6151,10 @@
         <w:t>Download Method</w:t>
       </w:r>
       <w:r>
-        <w:t>: IDM</w:t>
+        <w:t xml:space="preserve">: </w:t>
+      </w:r>
+      <w:r>
+        <w:t>Browser Extension: IDM Integration Module (https://chromewebstore.google.com/detail/idm-integration-module/ngpampappnmepgilojfohadhhmbhlaek) [Used to download YouTube videos directly]</w:t>
       </w:r>
     </w:p>
     <w:p>
@@ -4817,7 +6226,26 @@
         <w:t>Saved Location</w:t>
       </w:r>
       <w:r>
-        <w:t xml:space="preserve">: KINGSTON Games (F:)/Games/.. </w:t>
+        <w:t xml:space="preserve">: </w:t>
+      </w:r>
+      <w:r>
+        <w:t xml:space="preserve">KINGSTON Games (F:)/Games/.. | </w:t>
+      </w:r>
+      <w:proofErr w:type="spellStart"/>
+      <w:r>
+        <w:t>StorageType</w:t>
+      </w:r>
+      <w:proofErr w:type="spellEnd"/>
+      <w:r>
+        <w:t xml:space="preserve">: Cloud -&gt; Platform: GitHub -&gt; Account: gamekingdomelbaf1 -&gt; Repository: </w:t>
+      </w:r>
+      <w:proofErr w:type="spellStart"/>
+      <w:r>
+        <w:t>KingdomheartsGame</w:t>
+      </w:r>
+      <w:proofErr w:type="spellEnd"/>
+      <w:r>
+        <w:t xml:space="preserve"> -&gt; Path: Games/PC/Strategy/Commandos Behind Enemy Lines (2.51 GB)/..</w:t>
       </w:r>
     </w:p>
     <w:p>
@@ -4838,7 +6266,6 @@
         <w:t>:</w:t>
       </w:r>
     </w:p>
-    <w:p/>
     <w:p/>
     <w:sectPr>
       <w:pgSz w:w="12240" w:h="15840"/>
@@ -5739,7 +7166,7 @@
   <w:style w:type="paragraph" w:default="1" w:styleId="Normal">
     <w:name w:val="Normal"/>
     <w:qFormat/>
-    <w:rsid w:val="00595B68"/>
+    <w:rsid w:val="00FD4176"/>
   </w:style>
   <w:style w:type="paragraph" w:styleId="Heading1">
     <w:name w:val="heading 1"/>
